--- a/index.docx
+++ b/index.docx
@@ -7,7 +7,7 @@
         <w:pStyle w:val="Title"/>
       </w:pPr>
       <w:r>
-        <w:t xml:space="preserve">Remote sensing of marine vegetation for monitoring and managing coastal ecosystems.</w:t>
+        <w:t xml:space="preserve">Remote sensing of marine vegetation for monitoring and managing coastal ecosystems</w:t>
       </w:r>
     </w:p>
     <w:p>
@@ -49,7 +49,7 @@
         <w:br w:type="page"/>
       </w:r>
     </w:p>
-    <w:bookmarkStart w:id="110" w:name="research-plan"/>
+    <w:bookmarkStart w:id="111" w:name="research-plan"/>
     <w:p>
       <w:pPr>
         <w:pStyle w:val="Heading2"/>
@@ -366,7 +366,7 @@
         <w:br/>
       </w:r>
       <w:r>
-        <w:t xml:space="preserve">Jordi Boada (CEAB-CSIC)</w:t>
+        <w:t xml:space="preserve">Jordi Boada</w:t>
       </w:r>
       <w:r>
         <w:t xml:space="preserve"> </w:t>
@@ -590,7 +590,7 @@
           <w:rPr>
             <w:rStyle w:val="Hyperlink"/>
           </w:rPr>
-          <w:t xml:space="preserve">AIC, Oviedo University</w:t>
+          <w:t xml:space="preserve">Artificial Intelligence Center, Oviedo University</w:t>
         </w:r>
       </w:hyperlink>
       <w:r>
@@ -1083,7 +1083,7 @@
         <w:pStyle w:val="FirstParagraph"/>
       </w:pPr>
       <w:r>
-        <w:t xml:space="preserve">Ocean environmental conditions are changing at unprecedented rates causing profound ecosystem transformations. These changes are especially important along the coast where intensifying human activity tends to concentrate. As a result, marine vegetated ecosystems are severely degrading and substantial areas of both seagrass meadows and macroalgal forests have already been lost. Since these are crucial foundation species fostering marine biodiversity and ecosystem functioning, important services to society are dissipating.</w:t>
+        <w:t xml:space="preserve">Ocean environmental conditions are changing at unprecedented rates, leading to profound transformations of marine ecosystems. These changes are especially important along the coast where intensifying human activity tends to concentrate. As a result, marine vegetated ecosystems are severely degrading and substantial areas of both seagrass meadows and macroalgal forests have already been lost. As key foundation species, their decline undermines marine biodiversity, ecosystem functioning, and the services they provide to society.</w:t>
       </w:r>
     </w:p>
     <w:p>
@@ -1119,7 +1119,7 @@
         </w:r>
       </w:hyperlink>
       <w:r>
-        <w:t xml:space="preserve">, aligned with the objectives of the Convention on Biological Diversity, which focus on improving biodiversity and ecosystem services, maintaining ecological integrity and connectivity, and strengthening genetic diversity. In addition, other European directives and international agreements—such as the Habitats Directive (92/43/EEC), the Barcelona Convention, and OSPAR—aim to protect coastal marine ecosystems through habitat conservation, biodiversity protection, and the reduction of anthropogenic pressures.</w:t>
+        <w:t xml:space="preserve">, aligned with the objectives of the Convention on Biological Diversity, which aims to improve biodiversity and ecosystem services, maintaining ecological integrity and connectivity, and strengthening genetic diversity. In addition, other European directives and international agreements—such as the Habitats Directive (92/43/EEC), the Barcelona Convention, and OSPAR—aim to protect coastal marine ecosystems through habitat conservation, biodiversity protection, and the reduction of anthropogenic pressures.</w:t>
       </w:r>
     </w:p>
     <w:p>
@@ -1127,7 +1127,7 @@
         <w:pStyle w:val="BodyText"/>
       </w:pPr>
       <w:r>
-        <w:t xml:space="preserve">Achieving these conservation goals requires robust, scientifically grounded methodologies for assessing the status of coastal ecosystems to guide decision making. A key component of these assessments is the ability to monitor habitat distribution periodically across multiple spatial scales, evaluating aspects such as range, extent, and the degree of fragmentation or connectivity. In this context, there is a clear trade-off between scale and accuracy. Traditional in situ distribution monitoring techniques provide high precision but are limited to small spatial scales. In contrast, the recent growth of remote sensing and geospatial data analysis offers considerable potential to address habitat distribution at broader scales.</w:t>
+        <w:t xml:space="preserve">Achieving these conservation goals requires robust, scientifically grounded methodologies for assessing the status of coastal ecosystems to guide evidence-based decision making. A key component of these assessments is the ability to monitor habitat distribution periodically across multiple spatial scales, evaluating aspects such as range, extent, and the degree of fragmentation or connectivity. In this context, there is a clear trade-off between scale and accuracy. Traditional in situ distribution monitoring techniques provide high precision but are limited to small spatial scales. In contrast, the recent growth of remote sensing (RS) and geospatial data analysis offers considerable potential to address habitat distribution at broader scales.</w:t>
       </w:r>
     </w:p>
     <w:p>
@@ -1141,7 +1141,7 @@
         <w:t xml:space="preserve"> </w:t>
       </w:r>
       <w:r>
-        <w:t xml:space="preserve">(McRoberts 2011)</w:t>
+        <w:t xml:space="preserve">Congalton (1991)</w:t>
       </w:r>
       <w:r>
         <w:t xml:space="preserve"> </w:t>
@@ -1156,7 +1156,7 @@
         <w:t xml:space="preserve">(Kilminster et al. 2015)</w:t>
       </w:r>
       <w:r>
-        <w:t xml:space="preserve">. Achieving this requires a balance between in situ and ex situ information, and between technical and ecological knowledge: two sine qua non conditions for remote sensing to contribute effectively to conservation status assessment and coastal management.</w:t>
+        <w:t xml:space="preserve">. Achieving this requires a balance between in situ and remotely sensed data, and between technical and ecological knowledge. These considerations are essential for remote sensing to contribute effectively to conservation status assessment and coastal management.</w:t>
       </w:r>
     </w:p>
     <w:p>
@@ -1203,7 +1203,7 @@
         <w:t xml:space="preserve">fine scale</w:t>
       </w:r>
       <w:r>
-        <w:t xml:space="preserve">, underwater and aerial drones will be used to produce high-resolution maps, enabling the study of habitat spatial configuration, fragmentation and conservation status. At the</w:t>
+        <w:t xml:space="preserve">, underwater and aerial drones will be used to produce high-resolution maps, enabling the study of habitat spatial configuration, fragmentation and ecological status. At the</w:t>
       </w:r>
       <w:r>
         <w:t xml:space="preserve"> </w:t>
@@ -1228,7 +1228,7 @@
           <wp:inline>
             <wp:extent cx="3733800" cy="2489200"/>
             <wp:effectExtent b="0" l="0" r="0" t="0"/>
-            <wp:docPr descr="Interaction of the different observing scales." title="" id="81" name="Picture"/>
+            <wp:docPr descr="Interaction between the different observation scales." title="" id="81" name="Picture"/>
             <a:graphic>
               <a:graphicData uri="http://schemas.openxmlformats.org/drawingml/2006/picture">
                 <pic:pic>
@@ -1271,7 +1271,7 @@
         <w:pStyle w:val="ImageCaption"/>
       </w:pPr>
       <w:r>
-        <w:t xml:space="preserve">Interaction of the different observing scales.</w:t>
+        <w:t xml:space="preserve">Interaction between the different observation scales.</w:t>
       </w:r>
     </w:p>
     <w:bookmarkEnd w:id="83"/>
@@ -1344,7 +1344,7 @@
         <w:t xml:space="preserve">(Fornes et al. 2006; Brando et al. 2009; Traganos and Reinartz 2018; Poursanidis et al. 2019; Traganos et al. 2022)</w:t>
       </w:r>
       <w:r>
-        <w:t xml:space="preserve">. I personally developed my Master’s thesis</w:t>
+        <w:t xml:space="preserve">. Within this context, I developed my Master’s thesis</w:t>
       </w:r>
       <w:r>
         <w:t xml:space="preserve"> </w:t>
@@ -1370,7 +1370,7 @@
         </w:r>
       </w:hyperlink>
       <w:r>
-        <w:t xml:space="preserve">, which, in 2021, was a pioneer work using Sentinel-2 in the Balearic Archipelago.</w:t>
+        <w:t xml:space="preserve">, which, in 2021, constitued a pioneering application of Sentinel-2 imagery in the Balearic Archipelago.</w:t>
       </w:r>
     </w:p>
     <w:p>
@@ -1493,7 +1493,7 @@
         <w:t xml:space="preserve"> </w:t>
       </w:r>
       <w:r>
-        <w:t xml:space="preserve">is restricted to the optically shallow waters, defined as regions where the bottom exerts a measurable influence on the water-leaving reflectance. Optically shallow waters are dependent on the bathymetry and the varying optical properties of both the water column and the benthos. Some of these limitations could be overcame through the use of</w:t>
+        <w:t xml:space="preserve">is restricted to the optically shallow waters, defined as regions where the bottom exerts a measurable influence on the water-leaving reflectance. Optically shallow waters are dependent on the bathymetry and the varying optical properties of both the water column and the benthos. Some of these limitations can be partially overcame through the use of</w:t>
       </w:r>
       <w:r>
         <w:t xml:space="preserve"> </w:t>
@@ -1650,11 +1650,11 @@
         <w:t xml:space="preserve"> </w:t>
       </w:r>
       <w:r>
-        <w:t xml:space="preserve">allows the complementary strengths of both platforms to be exploited, balancing drone spatial detail with satellite spatial coverage.</w:t>
+        <w:t xml:space="preserve">allows the complementary strengths of both platforms to be exploited, balancing the fine spatial detail provided by drones with the broader spatial and temporal coverage offered by satellites.</w:t>
       </w:r>
     </w:p>
     <w:bookmarkEnd w:id="92"/>
-    <w:bookmarkStart w:id="98" w:name="objectives"/>
+    <w:bookmarkStart w:id="99" w:name="objectives"/>
     <w:p>
       <w:pPr>
         <w:pStyle w:val="Heading3"/>
@@ -1669,7 +1669,7 @@
         <w:pStyle w:val="Heading4"/>
       </w:pPr>
       <w:r>
-        <w:t xml:space="preserve">Main phd objective:</w:t>
+        <w:t xml:space="preserve">Main phd objective</w:t>
       </w:r>
     </w:p>
     <w:p>
@@ -1685,13 +1685,38 @@
       </w:r>
     </w:p>
     <w:bookmarkEnd w:id="93"/>
-    <w:bookmarkStart w:id="94" w:name="specific-objective-1-fine-scale-subtidal"/>
+    <w:bookmarkStart w:id="98" w:name="specific-objectives"/>
     <w:p>
       <w:pPr>
         <w:pStyle w:val="Heading4"/>
       </w:pPr>
       <w:r>
-        <w:t xml:space="preserve">Specific objective 1: fine scale subtidal</w:t>
+        <w:t xml:space="preserve">Specific objectives</w:t>
+      </w:r>
+    </w:p>
+    <w:bookmarkStart w:id="94" w:name="X66b6dc76da2ebf5d9fb50465c87a2b54925bd76"/>
+    <w:p>
+      <w:pPr>
+        <w:pStyle w:val="Heading5"/>
+      </w:pPr>
+      <w:r>
+        <w:t xml:space="preserve">Fine scale I: monitoring</w:t>
+      </w:r>
+      <w:r>
+        <w:t xml:space="preserve"> </w:t>
+      </w:r>
+      <w:r>
+        <w:rPr>
+          <w:i/>
+          <w:iCs/>
+        </w:rPr>
+        <w:t xml:space="preserve">P. oceanica</w:t>
+      </w:r>
+      <w:r>
+        <w:t xml:space="preserve"> </w:t>
+      </w:r>
+      <w:r>
+        <w:t xml:space="preserve">deep limits and landscape metrics as ecological indicators</w:t>
       </w:r>
     </w:p>
     <w:p>
@@ -1712,7 +1737,7 @@
         <w:t xml:space="preserve">autonomous underwater vehicles</w:t>
       </w:r>
       <w:r>
-        <w:t xml:space="preserve">, and advanced image analysis to overcome traditional limitations in</w:t>
+        <w:t xml:space="preserve">, and advanced image analysis to overcome traditional limitations in monitoring the deep limit of</w:t>
       </w:r>
       <w:r>
         <w:t xml:space="preserve"> </w:t>
@@ -1725,10 +1750,7 @@
         <w:t xml:space="preserve">P. oceanica</w:t>
       </w:r>
       <w:r>
-        <w:t xml:space="preserve"> </w:t>
-      </w:r>
-      <w:r>
-        <w:t xml:space="preserve">deep-limit monitoring. Generating ultra-high resolution maps of the deep limits will allow for higher spatial precision, enabling the incorporation of landscape analysis to asses the structure and spatial configuration of the meadow limits. These seascape metrics offer a novel and promising perspective for assessing the condition of</w:t>
+        <w:t xml:space="preserve">. Generating ultra-high resolution maps of the deep limits will allow for higher spatial precision, enabling the incorporation of landscape analysis to asses the structure and spatial configuration of the meadow limits. These seascape metrics offer a novel and promising perspective for assessing the ecological status of</w:t>
       </w:r>
       <w:r>
         <w:t xml:space="preserve"> </w:t>
@@ -1748,13 +1770,13 @@
       </w:r>
     </w:p>
     <w:bookmarkEnd w:id="94"/>
-    <w:bookmarkStart w:id="95" w:name="specific-objective-2-fine-scale-subtidal"/>
-    <w:p>
-      <w:pPr>
-        <w:pStyle w:val="Heading4"/>
-      </w:pPr>
-      <w:r>
-        <w:t xml:space="preserve">Specific objective 2: fine scale subtidal</w:t>
+    <w:bookmarkStart w:id="95" w:name="X24babf5d15252b80ea083419d56cfe9b9c29726"/>
+    <w:p>
+      <w:pPr>
+        <w:pStyle w:val="Heading5"/>
+      </w:pPr>
+      <w:r>
+        <w:t xml:space="preserve">Fine scale II: monitoring sea urchin barren evolution in relation to fishing effort</w:t>
       </w:r>
     </w:p>
     <w:p>
@@ -1804,17 +1826,17 @@
         <w:t xml:space="preserve">A. lixula</w:t>
       </w:r>
       <w:r>
-        <w:t xml:space="preserve">. Analyze temporal dynamics of barren expansion and contraction in relation to sea urchin harvesting.</w:t>
+        <w:t xml:space="preserve">. Analyze temporal dynamics of barren expansion and contraction in relation to sea urchin harvesting pressure.</w:t>
       </w:r>
     </w:p>
     <w:bookmarkEnd w:id="95"/>
-    <w:bookmarkStart w:id="96" w:name="X9f3643b78f2f6405f860a5744eb3de10c26c9a1"/>
-    <w:p>
-      <w:pPr>
-        <w:pStyle w:val="Heading4"/>
-      </w:pPr>
-      <w:r>
-        <w:t xml:space="preserve">Specific objective 3: broad scale subtidal</w:t>
+    <w:bookmarkStart w:id="96" w:name="X0d91001acf99a0fe97805d356ba8d4fcbacd301"/>
+    <w:p>
+      <w:pPr>
+        <w:pStyle w:val="Heading5"/>
+      </w:pPr>
+      <w:r>
+        <w:t xml:space="preserve">Broad scale I: mapping subtidal marine vegetation with Sentinel-2</w:t>
       </w:r>
     </w:p>
     <w:p>
@@ -1838,26 +1860,17 @@
         <w:t xml:space="preserve"> </w:t>
       </w:r>
       <w:r>
-        <w:t xml:space="preserve">to design a scalable and reproducible Python processing workflow to map underwater vegetation in Special Areas of Conservation (SAC) as defined by the Habitat Directive. Assess the spectral separability of different species and bottom types across different bioregions and develop a robust accuracy assessment methodology that can be applied to these RS-derived cartographies and other mapping products. Temporal trends in habitat distribution will also be analyzed for dynamic seagrass species</w:t>
-      </w:r>
-      <w:r>
-        <w:t xml:space="preserve"> </w:t>
-      </w:r>
-      <w:r>
-        <w:t xml:space="preserve">(Kilminster et al. 2015)</w:t>
-      </w:r>
-      <w:r>
-        <w:t xml:space="preserve">.</w:t>
+        <w:t xml:space="preserve">to design a scalable and reproducible Python processing workflow to map underwater vegetation in Special Areas of Conservation (SAC) as defined by the Habitat Directive. Assess the spectral separability of different species and bottom types across bioregions and leverage high quality field validation data to develop a rigorous accuracy assessment methodology that can be applied to these RS-derived cartographies and other mapping products. Temporal trends in habitat distribution will also be analyzed for dynamic seagrass species.</w:t>
       </w:r>
     </w:p>
     <w:bookmarkEnd w:id="96"/>
-    <w:bookmarkStart w:id="97" w:name="Xf564eaf0d8d9c1c0cefa263d64da5f0bbe80640"/>
-    <w:p>
-      <w:pPr>
-        <w:pStyle w:val="Heading4"/>
-      </w:pPr>
-      <w:r>
-        <w:t xml:space="preserve">Specific objective 4: broad scale intertidal</w:t>
+    <w:bookmarkStart w:id="97" w:name="Xebe60fcd5718e2f5a222a97d69fd72d2e8de11a"/>
+    <w:p>
+      <w:pPr>
+        <w:pStyle w:val="Heading5"/>
+      </w:pPr>
+      <w:r>
+        <w:t xml:space="preserve">Broad scale II: mapping intertidal seagrass meadows with Sentinel-2 and in situ data.</w:t>
       </w:r>
     </w:p>
     <w:p>
@@ -1902,7 +1915,8 @@
     </w:p>
     <w:bookmarkEnd w:id="97"/>
     <w:bookmarkEnd w:id="98"/>
-    <w:bookmarkStart w:id="102" w:name="methodology"/>
+    <w:bookmarkEnd w:id="99"/>
+    <w:bookmarkStart w:id="103" w:name="methodology"/>
     <w:p>
       <w:pPr>
         <w:pStyle w:val="Heading3"/>
@@ -1942,7 +1956,7 @@
           <w:b/>
           <w:bCs/>
         </w:rPr>
-        <w:t xml:space="preserve">with high quality field data</w:t>
+        <w:t xml:space="preserve">with high-quality field data</w:t>
       </w:r>
       <w:r>
         <w:t xml:space="preserve">. Ultra-high-resolution imagery obtained from autonomous underwater vehicles (AUVs) and aerial drones is first processed using photogrammetric workflows to generate georeferenced orthomosaics and three-dimensional products of the seabed and intertidal zones. These datasets provide detailed information on habitat structure and are used both for fine-scale mapping and as reference data for model calibration and validation. At broader scales, satellite imagery is processed through standardized pre-processing steps, including atmospheric and water-column corrections. Spectral, textural, and contextual features are then extracted from all platforms and harmonized within a common geospatial framework. Habitat mapping is performed using a combination of empirical classification approaches, physics-based models, and machine-learning techniques, producing probabilistic raster outputs that represent class membership or habitat probability. Finally, these probabilistic products are thresholded and post-processed to generate categorical habitat maps, whose accuracy and uncertainty are assessed using</w:t>
@@ -1986,18 +2000,18 @@
           <wp:inline>
             <wp:extent cx="4800600" cy="2358111"/>
             <wp:effectExtent b="0" l="0" r="0" t="0"/>
-            <wp:docPr descr="General workflow illustrating the transformation of imagery and ancillary variables within a datacube into probabilistic rasters and final categorical maps" title="" id="100" name="Picture"/>
+            <wp:docPr descr="General workflow illustrating the transformation of imagery and ancillary variables within a datacube into probabilistic rasters and final categorical maps" title="" id="101" name="Picture"/>
             <a:graphic>
               <a:graphicData uri="http://schemas.openxmlformats.org/drawingml/2006/picture">
                 <pic:pic>
                   <pic:nvPicPr>
-                    <pic:cNvPr descr="assets/img/img3.png" id="101" name="Picture"/>
+                    <pic:cNvPr descr="assets/img/img3.png" id="102" name="Picture"/>
                     <pic:cNvPicPr>
                       <a:picLocks noChangeArrowheads="1" noChangeAspect="1"/>
                     </pic:cNvPicPr>
                   </pic:nvPicPr>
                   <pic:blipFill>
-                    <a:blip r:embed="rId99"/>
+                    <a:blip r:embed="rId100"/>
                     <a:stretch>
                       <a:fillRect/>
                     </a:stretch>
@@ -2032,8 +2046,8 @@
         <w:t xml:space="preserve">General workflow illustrating the transformation of imagery and ancillary variables within a datacube into probabilistic rasters and final categorical maps</w:t>
       </w:r>
     </w:p>
-    <w:bookmarkEnd w:id="102"/>
-    <w:bookmarkStart w:id="105" w:name="data-management-plan"/>
+    <w:bookmarkEnd w:id="103"/>
+    <w:bookmarkStart w:id="106" w:name="data-management-plan"/>
     <w:p>
       <w:pPr>
         <w:pStyle w:val="Heading3"/>
@@ -2042,7 +2056,7 @@
         <w:t xml:space="preserve">Data management plan</w:t>
       </w:r>
     </w:p>
-    <w:bookmarkStart w:id="103" w:name="general-considerations"/>
+    <w:bookmarkStart w:id="104" w:name="general-considerations"/>
     <w:p>
       <w:pPr>
         <w:pStyle w:val="Heading4"/>
@@ -2096,8 +2110,8 @@
         <w:t xml:space="preserve">The research will integrate heterogeneous datasets including (i) long-term field observations (e.g. presence/absence, cover, depth limits, structural descriptors), (ii) ultra-high-resolution imagery derived from AUV and aerial drone surveys, and (iii) satellite-based remote sensing products. Newly generated datasets (orthomosaics, derived indices, probabilistic rasters, categorical habitat maps, and accuracy assessment outputs) will be produced following standardized and reproducible processing workflows, generating high-value datasets for coastal ecosystem monitoring, trend analysis, and future conservation efforts.</w:t>
       </w:r>
     </w:p>
-    <w:bookmarkEnd w:id="103"/>
-    <w:bookmarkStart w:id="104" w:name="fair-principles"/>
+    <w:bookmarkEnd w:id="104"/>
+    <w:bookmarkStart w:id="105" w:name="fair-principles"/>
     <w:p>
       <w:pPr>
         <w:pStyle w:val="Heading4"/>
@@ -2217,9 +2231,9 @@
         <w:t xml:space="preserve">Documentation will include data dictionaries, methodology, and quality-control procedures. Open licenses (CC BY/CC BY-NC) will facilitate reuse for monitoring, validation, and conservation planning.</w:t>
       </w:r>
     </w:p>
-    <w:bookmarkEnd w:id="104"/>
     <w:bookmarkEnd w:id="105"/>
-    <w:bookmarkStart w:id="109" w:name="timeline"/>
+    <w:bookmarkEnd w:id="106"/>
+    <w:bookmarkStart w:id="110" w:name="timeline"/>
     <w:p>
       <w:pPr>
         <w:pStyle w:val="Heading3"/>
@@ -2250,18 +2264,18 @@
           <wp:inline>
             <wp:extent cx="5334000" cy="2103159"/>
             <wp:effectExtent b="0" l="0" r="0" t="0"/>
-            <wp:docPr descr="" title="" id="107" name="Picture"/>
+            <wp:docPr descr="" title="" id="108" name="Picture"/>
             <a:graphic>
               <a:graphicData uri="http://schemas.openxmlformats.org/drawingml/2006/picture">
                 <pic:pic>
                   <pic:nvPicPr>
-                    <pic:cNvPr descr="index_files/figure-docx/mermaid-figure-1.png" id="108" name="Picture"/>
+                    <pic:cNvPr descr="index_files/figure-docx/mermaid-figure-1.png" id="109" name="Picture"/>
                     <pic:cNvPicPr>
                       <a:picLocks noChangeArrowheads="1" noChangeAspect="1"/>
                     </pic:cNvPicPr>
                   </pic:nvPicPr>
                   <pic:blipFill>
-                    <a:blip r:embed="rId106"/>
+                    <a:blip r:embed="rId107"/>
                     <a:stretch>
                       <a:fillRect/>
                     </a:stretch>
@@ -2293,9 +2307,9 @@
         <w:pStyle w:val="BodyText"/>
       </w:pPr>
     </w:p>
-    <w:bookmarkEnd w:id="109"/>
     <w:bookmarkEnd w:id="110"/>
-    <w:bookmarkStart w:id="123" w:name="researcher-development-plan"/>
+    <w:bookmarkEnd w:id="111"/>
+    <w:bookmarkStart w:id="124" w:name="researcher-development-plan"/>
     <w:p>
       <w:pPr>
         <w:pStyle w:val="Heading2"/>
@@ -2304,7 +2318,7 @@
         <w:t xml:space="preserve">Researcher development plan</w:t>
       </w:r>
     </w:p>
-    <w:bookmarkStart w:id="112" w:name="training-courses"/>
+    <w:bookmarkStart w:id="113" w:name="training-courses"/>
     <w:p>
       <w:pPr>
         <w:pStyle w:val="Heading4"/>
@@ -2348,9 +2362,6 @@
       <w:r>
         <w:t xml:space="preserve">Experimental design and sampling, Girona University (1 ECTS)</w:t>
       </w:r>
-      <w:r>
-        <w:br/>
-      </w:r>
     </w:p>
     <w:p>
       <w:pPr>
@@ -2360,7 +2371,7 @@
           <w:numId w:val="1002"/>
         </w:numPr>
       </w:pPr>
-      <w:hyperlink r:id="rId111">
+      <w:hyperlink r:id="rId112">
         <w:r>
           <w:rPr>
             <w:rStyle w:val="Hyperlink"/>
@@ -2369,8 +2380,8 @@
         </w:r>
       </w:hyperlink>
     </w:p>
-    <w:bookmarkEnd w:id="112"/>
-    <w:bookmarkStart w:id="113" w:name="research-stays"/>
+    <w:bookmarkEnd w:id="113"/>
+    <w:bookmarkStart w:id="114" w:name="research-stays"/>
     <w:p>
       <w:pPr>
         <w:pStyle w:val="Heading4"/>
@@ -2391,8 +2402,8 @@
         <w:t xml:space="preserve">Erasmus Mobility: A 6-month research stay at an international partner institution is planned during the first year, ideally coinciding with methodology development and remote sensing analysis. This will allow exposure to complementary methodologies, strengthen collaborations, and expand the research network.</w:t>
       </w:r>
     </w:p>
-    <w:bookmarkEnd w:id="113"/>
-    <w:bookmarkStart w:id="114" w:name="participation-as-attendee"/>
+    <w:bookmarkEnd w:id="114"/>
+    <w:bookmarkStart w:id="115" w:name="participation-as-attendee"/>
     <w:p>
       <w:pPr>
         <w:pStyle w:val="Heading4"/>
@@ -2425,8 +2436,8 @@
         <w:t xml:space="preserve">Coordination meetings with public institutions.</w:t>
       </w:r>
     </w:p>
-    <w:bookmarkEnd w:id="114"/>
-    <w:bookmarkStart w:id="119" w:name="participation-as-speaker"/>
+    <w:bookmarkEnd w:id="115"/>
+    <w:bookmarkStart w:id="120" w:name="participation-as-speaker"/>
     <w:p>
       <w:pPr>
         <w:pStyle w:val="Heading4"/>
@@ -2467,7 +2478,7 @@
           <w:numId w:val="1006"/>
         </w:numPr>
       </w:pPr>
-      <w:hyperlink r:id="rId115">
+      <w:hyperlink r:id="rId116">
         <w:r>
           <w:rPr>
             <w:rStyle w:val="Hyperlink"/>
@@ -2475,9 +2486,6 @@
           <w:t xml:space="preserve">21st Congress of the Spanish Remote Sensing Association</w:t>
         </w:r>
       </w:hyperlink>
-      <w:r>
-        <w:br/>
-      </w:r>
     </w:p>
     <w:p>
       <w:pPr>
@@ -2487,7 +2495,7 @@
           <w:numId w:val="1006"/>
         </w:numPr>
       </w:pPr>
-      <w:hyperlink r:id="rId116">
+      <w:hyperlink r:id="rId117">
         <w:r>
           <w:rPr>
             <w:rStyle w:val="Hyperlink"/>
@@ -2495,9 +2503,6 @@
           <w:t xml:space="preserve">Geopython</w:t>
         </w:r>
       </w:hyperlink>
-      <w:r>
-        <w:br/>
-      </w:r>
     </w:p>
     <w:p>
       <w:pPr>
@@ -2507,7 +2512,7 @@
           <w:numId w:val="1006"/>
         </w:numPr>
       </w:pPr>
-      <w:hyperlink r:id="rId117">
+      <w:hyperlink r:id="rId118">
         <w:r>
           <w:rPr>
             <w:rStyle w:val="Hyperlink"/>
@@ -2524,7 +2529,7 @@
           <w:numId w:val="1006"/>
         </w:numPr>
       </w:pPr>
-      <w:hyperlink r:id="rId118">
+      <w:hyperlink r:id="rId119">
         <w:r>
           <w:rPr>
             <w:rStyle w:val="Hyperlink"/>
@@ -2533,8 +2538,8 @@
         </w:r>
       </w:hyperlink>
     </w:p>
-    <w:bookmarkEnd w:id="119"/>
-    <w:bookmarkStart w:id="120" w:name="X475f27f0368c34cb6df26e63a7ca21025be1c1d"/>
+    <w:bookmarkEnd w:id="120"/>
+    <w:bookmarkStart w:id="121" w:name="X475f27f0368c34cb6df26e63a7ca21025be1c1d"/>
     <w:p>
       <w:pPr>
         <w:pStyle w:val="Heading4"/>
@@ -2592,8 +2597,8 @@
         <w:t xml:space="preserve">Science week, Oceanographic Center of Gijón (2026, 2027, 2028)</w:t>
       </w:r>
     </w:p>
-    <w:bookmarkEnd w:id="120"/>
-    <w:bookmarkStart w:id="121" w:name="scientific-publications"/>
+    <w:bookmarkEnd w:id="121"/>
+    <w:bookmarkStart w:id="122" w:name="scientific-publications"/>
     <w:p>
       <w:pPr>
         <w:pStyle w:val="Heading4"/>
@@ -2718,13 +2723,8 @@
         <w:t xml:space="preserve">compilation of publications</w:t>
       </w:r>
     </w:p>
-    <w:p>
-      <w:r>
-        <w:br w:type="page"/>
-      </w:r>
-    </w:p>
-    <w:bookmarkEnd w:id="121"/>
-    <w:bookmarkStart w:id="122" w:name="training-planning"/>
+    <w:bookmarkEnd w:id="122"/>
+    <w:bookmarkStart w:id="123" w:name="training-planning"/>
     <w:p>
       <w:pPr>
         <w:pStyle w:val="Heading4"/>
@@ -2844,9 +2844,9 @@
         </w:tc>
       </w:tr>
     </w:tbl>
-    <w:bookmarkEnd w:id="122"/>
     <w:bookmarkEnd w:id="123"/>
-    <w:bookmarkStart w:id="157" w:name="bibliography"/>
+    <w:bookmarkEnd w:id="124"/>
+    <w:bookmarkStart w:id="164" w:name="bibliography"/>
     <w:p>
       <w:pPr>
         <w:pStyle w:val="Heading2"/>
@@ -2855,8 +2855,8 @@
         <w:t xml:space="preserve">Bibliography</w:t>
       </w:r>
     </w:p>
-    <w:bookmarkStart w:id="156" w:name="refs"/>
-    <w:bookmarkStart w:id="125" w:name="ref-brando_physics_2009"/>
+    <w:bookmarkStart w:id="163" w:name="refs"/>
+    <w:bookmarkStart w:id="126" w:name="ref-brando_physics_2009"/>
     <w:p>
       <w:pPr>
         <w:pStyle w:val="Bibliography"/>
@@ -2889,7 +2889,7 @@
       <w:r>
         <w:t xml:space="preserve"> </w:t>
       </w:r>
-      <w:hyperlink r:id="rId124">
+      <w:hyperlink r:id="rId125">
         <w:r>
           <w:rPr>
             <w:rStyle w:val="Hyperlink"/>
@@ -2901,8 +2901,8 @@
         <w:t xml:space="preserve">.</w:t>
       </w:r>
     </w:p>
-    <w:bookmarkEnd w:id="125"/>
-    <w:bookmarkStart w:id="127" w:name="ref-calleja_2017"/>
+    <w:bookmarkEnd w:id="126"/>
+    <w:bookmarkStart w:id="128" w:name="ref-calleja_2017"/>
     <w:p>
       <w:pPr>
         <w:pStyle w:val="Bibliography"/>
@@ -2959,7 +2959,7 @@
       <w:r>
         <w:t xml:space="preserve"> </w:t>
       </w:r>
-      <w:hyperlink r:id="rId126">
+      <w:hyperlink r:id="rId127">
         <w:r>
           <w:rPr>
             <w:rStyle w:val="Hyperlink"/>
@@ -2971,20 +2971,20 @@
         <w:t xml:space="preserve">.</w:t>
       </w:r>
     </w:p>
-    <w:bookmarkEnd w:id="127"/>
-    <w:bookmarkStart w:id="129" w:name="ref-davies_multi_2023"/>
+    <w:bookmarkEnd w:id="128"/>
+    <w:bookmarkStart w:id="130" w:name="ref-congalton_1991"/>
     <w:p>
       <w:pPr>
         <w:pStyle w:val="Bibliography"/>
       </w:pPr>
       <w:r>
-        <w:t xml:space="preserve">Davies, Bede Ffinian Rowe, Pierre Gernez, Andréa Geraud, Simon Oiry, Philippe Rosa, Maria Laura Zoffoli, and Laurent Barillé. 2023.</w:t>
-      </w:r>
-      <w:r>
-        <w:t xml:space="preserve"> </w:t>
-      </w:r>
-      <w:r>
-        <w:t xml:space="preserve">“Multi- and Hyperspectral Classification of Soft-Bottom Intertidal Vegetation Using a Spectral Library for Coastal Biodiversity Remote Sensing.”</w:t>
+        <w:t xml:space="preserve">Congalton, Russell G. 1991.</w:t>
+      </w:r>
+      <w:r>
+        <w:t xml:space="preserve"> </w:t>
+      </w:r>
+      <w:r>
+        <w:t xml:space="preserve">“A Review of Assessing the Accuracy of Classifications of Remotely Sensed Data.”</w:t>
       </w:r>
       <w:r>
         <w:t xml:space="preserve"> </w:t>
@@ -3000,12 +3000,58 @@
         <w:t xml:space="preserve"> </w:t>
       </w:r>
       <w:r>
+        <w:t xml:space="preserve">37 (1): 35–46.</w:t>
+      </w:r>
+      <w:r>
+        <w:t xml:space="preserve"> </w:t>
+      </w:r>
+      <w:hyperlink r:id="rId129">
+        <w:r>
+          <w:rPr>
+            <w:rStyle w:val="Hyperlink"/>
+          </w:rPr>
+          <w:t xml:space="preserve">https://doi.org/10.1016/0034-4257(91)90048-B</w:t>
+        </w:r>
+      </w:hyperlink>
+      <w:r>
+        <w:t xml:space="preserve">.</w:t>
+      </w:r>
+    </w:p>
+    <w:bookmarkEnd w:id="130"/>
+    <w:bookmarkStart w:id="132" w:name="ref-davies_multi_2023"/>
+    <w:p>
+      <w:pPr>
+        <w:pStyle w:val="Bibliography"/>
+      </w:pPr>
+      <w:r>
+        <w:t xml:space="preserve">Davies, Bede Ffinian Rowe, Pierre Gernez, Andréa Geraud, Simon Oiry, Philippe Rosa, Maria Laura Zoffoli, and Laurent Barillé. 2023.</w:t>
+      </w:r>
+      <w:r>
+        <w:t xml:space="preserve"> </w:t>
+      </w:r>
+      <w:r>
+        <w:t xml:space="preserve">“Multi- and Hyperspectral Classification of Soft-Bottom Intertidal Vegetation Using a Spectral Library for Coastal Biodiversity Remote Sensing.”</w:t>
+      </w:r>
+      <w:r>
+        <w:t xml:space="preserve"> </w:t>
+      </w:r>
+      <w:r>
+        <w:rPr>
+          <w:i/>
+          <w:iCs/>
+        </w:rPr>
+        <w:t xml:space="preserve">Remote Sensing of Environment</w:t>
+      </w:r>
+      <w:r>
+        <w:t xml:space="preserve"> </w:t>
+      </w:r>
+      <w:r>
         <w:t xml:space="preserve">290 (May): 113554.</w:t>
       </w:r>
       <w:r>
         <w:t xml:space="preserve"> </w:t>
       </w:r>
-      <w:hyperlink r:id="rId128">
+      <w:hyperlink r:id="rId131">
         <w:r>
           <w:rPr>
             <w:rStyle w:val="Hyperlink"/>
@@ -3017,8 +3063,8 @@
         <w:t xml:space="preserve">.</w:t>
       </w:r>
     </w:p>
-    <w:bookmarkEnd w:id="129"/>
-    <w:bookmarkStart w:id="131" w:name="ref-davies_initial_2026"/>
+    <w:bookmarkEnd w:id="132"/>
+    <w:bookmarkStart w:id="134" w:name="ref-davies_initial_2026"/>
     <w:p>
       <w:pPr>
         <w:pStyle w:val="Bibliography"/>
@@ -3063,7 +3109,7 @@
       <w:r>
         <w:t xml:space="preserve"> </w:t>
       </w:r>
-      <w:hyperlink r:id="rId130">
+      <w:hyperlink r:id="rId133">
         <w:r>
           <w:rPr>
             <w:rStyle w:val="Hyperlink"/>
@@ -3075,8 +3121,8 @@
         <w:t xml:space="preserve">.</w:t>
       </w:r>
     </w:p>
-    <w:bookmarkEnd w:id="131"/>
-    <w:bookmarkStart w:id="133" w:name="ref-davies_sentinel_2024"/>
+    <w:bookmarkEnd w:id="134"/>
+    <w:bookmarkStart w:id="136" w:name="ref-davies_sentinel_2024"/>
     <w:p>
       <w:pPr>
         <w:pStyle w:val="Bibliography"/>
@@ -3142,7 +3188,7 @@
       <w:r>
         <w:t xml:space="preserve"> </w:t>
       </w:r>
-      <w:hyperlink r:id="rId132">
+      <w:hyperlink r:id="rId135">
         <w:r>
           <w:rPr>
             <w:rStyle w:val="Hyperlink"/>
@@ -3154,8 +3200,8 @@
         <w:t xml:space="preserve">.</w:t>
       </w:r>
     </w:p>
-    <w:bookmarkEnd w:id="133"/>
-    <w:bookmarkStart w:id="135" w:name="ref-davies_intertidal_2024"/>
+    <w:bookmarkEnd w:id="136"/>
+    <w:bookmarkStart w:id="138" w:name="ref-davies_intertidal_2024"/>
     <w:p>
       <w:pPr>
         <w:pStyle w:val="Bibliography"/>
@@ -3212,7 +3258,7 @@
       <w:r>
         <w:t xml:space="preserve"> </w:t>
       </w:r>
-      <w:hyperlink r:id="rId134">
+      <w:hyperlink r:id="rId137">
         <w:r>
           <w:rPr>
             <w:rStyle w:val="Hyperlink"/>
@@ -3224,41 +3270,20 @@
         <w:t xml:space="preserve">.</w:t>
       </w:r>
     </w:p>
-    <w:bookmarkEnd w:id="135"/>
-    <w:bookmarkStart w:id="137" w:name="ref-fornes_mapping_2006"/>
+    <w:bookmarkEnd w:id="138"/>
+    <w:bookmarkStart w:id="140" w:name="ref-foody_status_2002"/>
     <w:p>
       <w:pPr>
         <w:pStyle w:val="Bibliography"/>
       </w:pPr>
       <w:r>
-        <w:t xml:space="preserve">Fornes, A., G. Basterretxea, A. Orfila, A. Jordi, A. Alvarez, and J. Tintore. 2006.</w:t>
-      </w:r>
-      <w:r>
-        <w:t xml:space="preserve"> </w:t>
-      </w:r>
-      <w:r>
-        <w:t xml:space="preserve">“Mapping</w:t>
-      </w:r>
-      <w:r>
-        <w:t xml:space="preserve"> </w:t>
-      </w:r>
-      <w:r>
-        <w:t xml:space="preserve">Posidonia</w:t>
-      </w:r>
-      <w:r>
-        <w:t xml:space="preserve"> </w:t>
-      </w:r>
-      <w:r>
-        <w:t xml:space="preserve">Oceanica from</w:t>
-      </w:r>
-      <w:r>
-        <w:t xml:space="preserve"> </w:t>
-      </w:r>
-      <w:r>
-        <w:t xml:space="preserve">IKONOS</w:t>
-      </w:r>
-      <w:r>
-        <w:t xml:space="preserve">.”</w:t>
+        <w:t xml:space="preserve">Foody, Giles M. 2002.</w:t>
+      </w:r>
+      <w:r>
+        <w:t xml:space="preserve"> </w:t>
+      </w:r>
+      <w:r>
+        <w:t xml:space="preserve">“Status of Land Cover Classification Accuracy Assessment.”</w:t>
       </w:r>
       <w:r>
         <w:t xml:space="preserve"> </w:t>
@@ -3268,6 +3293,73 @@
           <w:i/>
           <w:iCs/>
         </w:rPr>
+        <w:t xml:space="preserve">Remote Sensing of Environment</w:t>
+      </w:r>
+      <w:r>
+        <w:t xml:space="preserve"> </w:t>
+      </w:r>
+      <w:r>
+        <w:t xml:space="preserve">80 (1): 185–201.</w:t>
+      </w:r>
+      <w:r>
+        <w:t xml:space="preserve"> </w:t>
+      </w:r>
+      <w:hyperlink r:id="rId139">
+        <w:r>
+          <w:rPr>
+            <w:rStyle w:val="Hyperlink"/>
+          </w:rPr>
+          <w:t xml:space="preserve">https://doi.org/10.1016/S0034-4257(01)00295-4</w:t>
+        </w:r>
+      </w:hyperlink>
+      <w:r>
+        <w:t xml:space="preserve">.</w:t>
+      </w:r>
+    </w:p>
+    <w:bookmarkEnd w:id="140"/>
+    <w:bookmarkStart w:id="142" w:name="ref-fornes_mapping_2006"/>
+    <w:p>
+      <w:pPr>
+        <w:pStyle w:val="Bibliography"/>
+      </w:pPr>
+      <w:r>
+        <w:t xml:space="preserve">Fornes, A., G. Basterretxea, A. Orfila, A. Jordi, A. Alvarez, and J. Tintore. 2006.</w:t>
+      </w:r>
+      <w:r>
+        <w:t xml:space="preserve"> </w:t>
+      </w:r>
+      <w:r>
+        <w:t xml:space="preserve">“Mapping</w:t>
+      </w:r>
+      <w:r>
+        <w:t xml:space="preserve"> </w:t>
+      </w:r>
+      <w:r>
+        <w:t xml:space="preserve">Posidonia</w:t>
+      </w:r>
+      <w:r>
+        <w:t xml:space="preserve"> </w:t>
+      </w:r>
+      <w:r>
+        <w:t xml:space="preserve">Oceanica from</w:t>
+      </w:r>
+      <w:r>
+        <w:t xml:space="preserve"> </w:t>
+      </w:r>
+      <w:r>
+        <w:t xml:space="preserve">IKONOS</w:t>
+      </w:r>
+      <w:r>
+        <w:t xml:space="preserve">.”</w:t>
+      </w:r>
+      <w:r>
+        <w:t xml:space="preserve"> </w:t>
+      </w:r>
+      <w:r>
+        <w:rPr>
+          <w:i/>
+          <w:iCs/>
+        </w:rPr>
         <w:t xml:space="preserve">ISPRS Journal of Photogrammetry and Remote Sensing</w:t>
       </w:r>
       <w:r>
@@ -3279,7 +3371,7 @@
       <w:r>
         <w:t xml:space="preserve"> </w:t>
       </w:r>
-      <w:hyperlink r:id="rId136">
+      <w:hyperlink r:id="rId141">
         <w:r>
           <w:rPr>
             <w:rStyle w:val="Hyperlink"/>
@@ -3291,8 +3383,8 @@
         <w:t xml:space="preserve">.</w:t>
       </w:r>
     </w:p>
-    <w:bookmarkEnd w:id="137"/>
-    <w:bookmarkStart w:id="139" w:name="ref-kilminster_2015"/>
+    <w:bookmarkEnd w:id="142"/>
+    <w:bookmarkStart w:id="144" w:name="ref-kilminster_2015"/>
     <w:p>
       <w:pPr>
         <w:pStyle w:val="Bibliography"/>
@@ -3337,7 +3429,7 @@
       <w:r>
         <w:t xml:space="preserve"> </w:t>
       </w:r>
-      <w:hyperlink r:id="rId138">
+      <w:hyperlink r:id="rId143">
         <w:r>
           <w:rPr>
             <w:rStyle w:val="Hyperlink"/>
@@ -3349,8 +3441,8 @@
         <w:t xml:space="preserve">.</w:t>
       </w:r>
     </w:p>
-    <w:bookmarkEnd w:id="139"/>
-    <w:bookmarkStart w:id="141" w:name="ref-mcroberts_2011"/>
+    <w:bookmarkEnd w:id="144"/>
+    <w:bookmarkStart w:id="146" w:name="ref-mcroberts_2011"/>
     <w:p>
       <w:pPr>
         <w:pStyle w:val="Bibliography"/>
@@ -3395,7 +3487,7 @@
       <w:r>
         <w:t xml:space="preserve"> </w:t>
       </w:r>
-      <w:hyperlink r:id="rId140">
+      <w:hyperlink r:id="rId145">
         <w:r>
           <w:rPr>
             <w:rStyle w:val="Hyperlink"/>
@@ -3407,8 +3499,8 @@
         <w:t xml:space="preserve">.</w:t>
       </w:r>
     </w:p>
-    <w:bookmarkEnd w:id="141"/>
-    <w:bookmarkStart w:id="143" w:name="ref-oiry_discriminating_2024"/>
+    <w:bookmarkEnd w:id="146"/>
+    <w:bookmarkStart w:id="148" w:name="ref-oiry_discriminating_2024"/>
     <w:p>
       <w:pPr>
         <w:pStyle w:val="Bibliography"/>
@@ -3528,7 +3620,7 @@
       <w:r>
         <w:t xml:space="preserve"> </w:t>
       </w:r>
-      <w:hyperlink r:id="rId142">
+      <w:hyperlink r:id="rId147">
         <w:r>
           <w:rPr>
             <w:rStyle w:val="Hyperlink"/>
@@ -3540,29 +3632,20 @@
         <w:t xml:space="preserve">.</w:t>
       </w:r>
     </w:p>
-    <w:bookmarkEnd w:id="143"/>
-    <w:bookmarkStart w:id="145" w:name="ref-poursanidis_use_2019"/>
+    <w:bookmarkEnd w:id="148"/>
+    <w:bookmarkStart w:id="150" w:name="ref-olofsson_good_2014"/>
     <w:p>
       <w:pPr>
         <w:pStyle w:val="Bibliography"/>
       </w:pPr>
       <w:r>
-        <w:t xml:space="preserve">Poursanidis, Dimitris, Dimosthenis Traganos, Peter Reinartz, and Nektarios Chrysoulakis. 2019.</w:t>
-      </w:r>
-      <w:r>
-        <w:t xml:space="preserve"> </w:t>
-      </w:r>
-      <w:r>
-        <w:t xml:space="preserve">“On the Use of</w:t>
-      </w:r>
-      <w:r>
-        <w:t xml:space="preserve"> </w:t>
-      </w:r>
-      <w:r>
-        <w:t xml:space="preserve">Sentinel</w:t>
-      </w:r>
-      <w:r>
-        <w:t xml:space="preserve">-2 for Coastal Habitat Mapping and Satellite-Derived Bathymetry Estimation Using Downscaled Coastal Aerosol Band.”</w:t>
+        <w:t xml:space="preserve">Olofsson, Pontus, Giles M. Foody, Martin Herold, Stephen V. Stehman, Curtis E. Woodcock, and Michael A. Wulder. 2014.</w:t>
+      </w:r>
+      <w:r>
+        <w:t xml:space="preserve"> </w:t>
+      </w:r>
+      <w:r>
+        <w:t xml:space="preserve">“Good Practices for Estimating Area and Assessing Accuracy of Land Change.”</w:t>
       </w:r>
       <w:r>
         <w:t xml:space="preserve"> </w:t>
@@ -3572,6 +3655,61 @@
           <w:i/>
           <w:iCs/>
         </w:rPr>
+        <w:t xml:space="preserve">Remote Sensing of Environment</w:t>
+      </w:r>
+      <w:r>
+        <w:t xml:space="preserve"> </w:t>
+      </w:r>
+      <w:r>
+        <w:t xml:space="preserve">148 (May): 42–57.</w:t>
+      </w:r>
+      <w:r>
+        <w:t xml:space="preserve"> </w:t>
+      </w:r>
+      <w:hyperlink r:id="rId149">
+        <w:r>
+          <w:rPr>
+            <w:rStyle w:val="Hyperlink"/>
+          </w:rPr>
+          <w:t xml:space="preserve">https://doi.org/10.1016/j.rse.2014.02.015</w:t>
+        </w:r>
+      </w:hyperlink>
+      <w:r>
+        <w:t xml:space="preserve">.</w:t>
+      </w:r>
+    </w:p>
+    <w:bookmarkEnd w:id="150"/>
+    <w:bookmarkStart w:id="152" w:name="ref-poursanidis_use_2019"/>
+    <w:p>
+      <w:pPr>
+        <w:pStyle w:val="Bibliography"/>
+      </w:pPr>
+      <w:r>
+        <w:t xml:space="preserve">Poursanidis, Dimitris, Dimosthenis Traganos, Peter Reinartz, and Nektarios Chrysoulakis. 2019.</w:t>
+      </w:r>
+      <w:r>
+        <w:t xml:space="preserve"> </w:t>
+      </w:r>
+      <w:r>
+        <w:t xml:space="preserve">“On the Use of</w:t>
+      </w:r>
+      <w:r>
+        <w:t xml:space="preserve"> </w:t>
+      </w:r>
+      <w:r>
+        <w:t xml:space="preserve">Sentinel</w:t>
+      </w:r>
+      <w:r>
+        <w:t xml:space="preserve">-2 for Coastal Habitat Mapping and Satellite-Derived Bathymetry Estimation Using Downscaled Coastal Aerosol Band.”</w:t>
+      </w:r>
+      <w:r>
+        <w:t xml:space="preserve"> </w:t>
+      </w:r>
+      <w:r>
+        <w:rPr>
+          <w:i/>
+          <w:iCs/>
+        </w:rPr>
         <w:t xml:space="preserve">International Journal of Applied Earth Observation and Geoinformation</w:t>
       </w:r>
       <w:r>
@@ -3583,7 +3721,7 @@
       <w:r>
         <w:t xml:space="preserve"> </w:t>
       </w:r>
-      <w:hyperlink r:id="rId144">
+      <w:hyperlink r:id="rId151">
         <w:r>
           <w:rPr>
             <w:rStyle w:val="Hyperlink"/>
@@ -3595,8 +3733,8 @@
         <w:t xml:space="preserve">.</w:t>
       </w:r>
     </w:p>
-    <w:bookmarkEnd w:id="145"/>
-    <w:bookmarkStart w:id="147" w:name="ref-traganos_spatially_2022"/>
+    <w:bookmarkEnd w:id="152"/>
+    <w:bookmarkStart w:id="154" w:name="ref-traganos_spatially_2022"/>
     <w:p>
       <w:pPr>
         <w:pStyle w:val="Bibliography"/>
@@ -3680,7 +3818,7 @@
       <w:r>
         <w:t xml:space="preserve"> </w:t>
       </w:r>
-      <w:hyperlink r:id="rId146">
+      <w:hyperlink r:id="rId153">
         <w:r>
           <w:rPr>
             <w:rStyle w:val="Hyperlink"/>
@@ -3692,8 +3830,8 @@
         <w:t xml:space="preserve">.</w:t>
       </w:r>
     </w:p>
-    <w:bookmarkEnd w:id="147"/>
-    <w:bookmarkStart w:id="149" w:name="ref-traganos_mapping_2018"/>
+    <w:bookmarkEnd w:id="154"/>
+    <w:bookmarkStart w:id="156" w:name="ref-traganos_mapping_2018"/>
     <w:p>
       <w:pPr>
         <w:pStyle w:val="Bibliography"/>
@@ -3747,7 +3885,7 @@
       <w:r>
         <w:t xml:space="preserve"> </w:t>
       </w:r>
-      <w:hyperlink r:id="rId148">
+      <w:hyperlink r:id="rId155">
         <w:r>
           <w:rPr>
             <w:rStyle w:val="Hyperlink"/>
@@ -3759,8 +3897,8 @@
         <w:t xml:space="preserve">.</w:t>
       </w:r>
     </w:p>
-    <w:bookmarkEnd w:id="149"/>
-    <w:bookmarkStart w:id="151" w:name="ref-zoffoli_decadal_2021"/>
+    <w:bookmarkEnd w:id="156"/>
+    <w:bookmarkStart w:id="158" w:name="ref-zoffoli_decadal_2021"/>
     <w:p>
       <w:pPr>
         <w:pStyle w:val="Bibliography"/>
@@ -3811,7 +3949,7 @@
       <w:r>
         <w:t xml:space="preserve"> </w:t>
       </w:r>
-      <w:hyperlink r:id="rId150">
+      <w:hyperlink r:id="rId157">
         <w:r>
           <w:rPr>
             <w:rStyle w:val="Hyperlink"/>
@@ -3823,8 +3961,8 @@
         <w:t xml:space="preserve">.</w:t>
       </w:r>
     </w:p>
-    <w:bookmarkEnd w:id="151"/>
-    <w:bookmarkStart w:id="153" w:name="ref-zoffoli_remote_2022"/>
+    <w:bookmarkEnd w:id="158"/>
+    <w:bookmarkStart w:id="160" w:name="ref-zoffoli_remote_2022"/>
     <w:p>
       <w:pPr>
         <w:pStyle w:val="Bibliography"/>
@@ -3860,7 +3998,7 @@
       <w:r>
         <w:t xml:space="preserve"> </w:t>
       </w:r>
-      <w:hyperlink r:id="rId152">
+      <w:hyperlink r:id="rId159">
         <w:r>
           <w:rPr>
             <w:rStyle w:val="Hyperlink"/>
@@ -3872,8 +4010,8 @@
         <w:t xml:space="preserve">.</w:t>
       </w:r>
     </w:p>
-    <w:bookmarkEnd w:id="153"/>
-    <w:bookmarkStart w:id="155" w:name="ref-zoffoli_sentinel-2_2020"/>
+    <w:bookmarkEnd w:id="160"/>
+    <w:bookmarkStart w:id="162" w:name="ref-zoffoli_sentinel-2_2020"/>
     <w:p>
       <w:pPr>
         <w:pStyle w:val="Bibliography"/>
@@ -3918,7 +4056,7 @@
       <w:r>
         <w:t xml:space="preserve"> </w:t>
       </w:r>
-      <w:hyperlink r:id="rId154">
+      <w:hyperlink r:id="rId161">
         <w:r>
           <w:rPr>
             <w:rStyle w:val="Hyperlink"/>
@@ -3930,9 +4068,9 @@
         <w:t xml:space="preserve">.</w:t>
       </w:r>
     </w:p>
-    <w:bookmarkEnd w:id="155"/>
-    <w:bookmarkEnd w:id="156"/>
-    <w:bookmarkEnd w:id="157"/>
+    <w:bookmarkEnd w:id="162"/>
+    <w:bookmarkEnd w:id="163"/>
+    <w:bookmarkEnd w:id="164"/>
     <w:sectPr>
       <w:footnotePr>
         <w:numRestart w:val="eachSect"/>

--- a/index.docx
+++ b/index.docx
@@ -606,7 +606,7 @@
           <w:b/>
           <w:bCs/>
         </w:rPr>
-        <w:t xml:space="preserve">Phd supervisor</w:t>
+        <w:t xml:space="preserve">Academic tutor</w:t>
       </w:r>
       <w:r>
         <w:br/>
@@ -1141,7 +1141,7 @@
         <w:t xml:space="preserve"> </w:t>
       </w:r>
       <w:r>
-        <w:t xml:space="preserve">Congalton (1991)</w:t>
+        <w:t xml:space="preserve">(Olofsson et al. 2014; McRoberts 2011; Foody 2002; Congalton 1991)</w:t>
       </w:r>
       <w:r>
         <w:t xml:space="preserve"> </w:t>
@@ -1174,7 +1174,7 @@
           <w:b/>
           <w:bCs/>
         </w:rPr>
-        <w:t xml:space="preserve">leverage strong ecological expertise and long term in situ datasets to develop and test novel RS and geospatial methodologies for mapping and monitoring marine vegetated ecosystems in the intertidal and subtidal coastal zones</w:t>
+        <w:t xml:space="preserve">develop and test novel RS and geospatial methodologies for mapping and monitoring marine vegetated ecosystems in the intertidal and subtidal coastal zones by leveraging strong ecological expertise and long term in situ datasets</w:t>
       </w:r>
       <w:r>
         <w:t xml:space="preserve">. To achieve this, the potential of different RS platforms will be explored across</w:t>
@@ -1681,7 +1681,7 @@
           <w:b/>
           <w:bCs/>
         </w:rPr>
-        <w:t xml:space="preserve">Leverage strong ecological expertise and long term in situ datasets to develop and test novel RS and geospatial methodologies for mapping and monitoring marine vegetated ecosystems in the intertidal and subtidal coastal zones.</w:t>
+        <w:t xml:space="preserve">To develop and test novel RS and geospatial methodologies for mapping and monitoring marine vegetated ecosystems in the intertidal and subtidal coastal zones by leveraging strong ecological expertise and long term in situ datasets</w:t>
       </w:r>
     </w:p>
     <w:bookmarkEnd w:id="93"/>
@@ -1694,13 +1694,71 @@
         <w:t xml:space="preserve">Specific objectives</w:t>
       </w:r>
     </w:p>
-    <w:bookmarkStart w:id="94" w:name="X66b6dc76da2ebf5d9fb50465c87a2b54925bd76"/>
+    <w:bookmarkStart w:id="94" w:name="X0d91001acf99a0fe97805d356ba8d4fcbacd301"/>
     <w:p>
       <w:pPr>
         <w:pStyle w:val="Heading5"/>
       </w:pPr>
       <w:r>
-        <w:t xml:space="preserve">Fine scale I: monitoring</w:t>
+        <w:t xml:space="preserve">Broad scale I: mapping subtidal marine vegetation with Sentinel-2</w:t>
+      </w:r>
+    </w:p>
+    <w:p>
+      <w:pPr>
+        <w:pStyle w:val="FirstParagraph"/>
+      </w:pPr>
+      <w:r>
+        <w:t xml:space="preserve">There is a growing use of Sentinel-2 imagery and machine learning techniques to map seagrass meadows and macroalgal forests. Despite the advances achieved, important methodological considerations remain, particularly regarding accuracy assessment practices and the constraints imposed by the water column on habitat detection and discrimination.</w:t>
+      </w:r>
+    </w:p>
+    <w:p>
+      <w:pPr>
+        <w:pStyle w:val="BodyText"/>
+      </w:pPr>
+      <w:r>
+        <w:t xml:space="preserve">This work aims to design a scalable and reproducible Python-based processing workflow for mapping underwater vegetation using</w:t>
+      </w:r>
+      <w:r>
+        <w:t xml:space="preserve"> </w:t>
+      </w:r>
+      <w:r>
+        <w:rPr>
+          <w:b/>
+          <w:bCs/>
+        </w:rPr>
+        <w:t xml:space="preserve">Sentinel-2</w:t>
+      </w:r>
+      <w:r>
+        <w:t xml:space="preserve"> </w:t>
+      </w:r>
+      <w:r>
+        <w:t xml:space="preserve">in Special Areas of Conservation (SACs), as defined by the Habitat Directive. The workflow will integrate machine learning methods and physics-based modelling approaches. The study will assess the spectral separability of different species and bottom types across bioregions and will leverage extensive high-quality field validation data to develop a robust accuracy assessment framework applicable to remote sensing-derived cartographies and other mapping products. Temporal trends in habitat distribution will also be analyzed for dynamic seagrass species.</w:t>
+      </w:r>
+    </w:p>
+    <w:bookmarkEnd w:id="94"/>
+    <w:bookmarkStart w:id="95" w:name="Xebe60fcd5718e2f5a222a97d69fd72d2e8de11a"/>
+    <w:p>
+      <w:pPr>
+        <w:pStyle w:val="Heading5"/>
+      </w:pPr>
+      <w:r>
+        <w:t xml:space="preserve">Broad scale II: mapping intertidal seagrass meadows with Sentinel-2 and in situ data.</w:t>
+      </w:r>
+    </w:p>
+    <w:p>
+      <w:pPr>
+        <w:pStyle w:val="FirstParagraph"/>
+      </w:pPr>
+      <w:r>
+        <w:t xml:space="preserve">Intertidal environments offer favorable conditions for remote sensing analyses, as imagery acquired during spring low tides minimizes the influence of the water column and enhances the detection of benthic habitats. These conditions increase the spectral discrimination potential of habitat types, including intertidal seagrass meadows.</w:t>
+      </w:r>
+    </w:p>
+    <w:p>
+      <w:pPr>
+        <w:pStyle w:val="BodyText"/>
+      </w:pPr>
+      <w:r>
+        <w:t xml:space="preserve">This work aims to develop a scalable and reproducible Python-based processing workflow for mapping intertidal</w:t>
       </w:r>
       <w:r>
         <w:t xml:space="preserve"> </w:t>
@@ -1710,13 +1768,45 @@
           <w:i/>
           <w:iCs/>
         </w:rPr>
+        <w:t xml:space="preserve">Nanozostera noltei</w:t>
+      </w:r>
+      <w:r>
+        <w:t xml:space="preserve"> </w:t>
+      </w:r>
+      <w:r>
+        <w:t xml:space="preserve">meadows along the north coast of Spain using Planet and Sentinel-2 imagery. Building upon methodological advances previously implemented in France (</w:t>
+      </w:r>
+      <w:r>
+        <w:t xml:space="preserve">Davies et al. (2024b)</w:t>
+      </w:r>
+      <w:r>
+        <w:t xml:space="preserve">), the workflow will integrate satellite observations with in situ data from the collaborative seagrass monitoring program NORGRASS, to assess meadow distribution and analyze temporal trends.</w:t>
+      </w:r>
+    </w:p>
+    <w:bookmarkEnd w:id="95"/>
+    <w:bookmarkStart w:id="96" w:name="X3da14dc339355cf48f82fadf13cac374522d70b"/>
+    <w:p>
+      <w:pPr>
+        <w:pStyle w:val="Heading5"/>
+      </w:pPr>
+      <w:r>
+        <w:t xml:space="preserve">Fine scale I: monitoring</w:t>
+      </w:r>
+      <w:r>
+        <w:t xml:space="preserve"> </w:t>
+      </w:r>
+      <w:r>
+        <w:rPr>
+          <w:i/>
+          <w:iCs/>
+        </w:rPr>
         <w:t xml:space="preserve">P. oceanica</w:t>
       </w:r>
       <w:r>
         <w:t xml:space="preserve"> </w:t>
       </w:r>
       <w:r>
-        <w:t xml:space="preserve">deep limits and landscape metrics as ecological indicators</w:t>
+        <w:t xml:space="preserve">seagrass meadows limits at depth and the associated landscape metrics as ecological indicators</w:t>
       </w:r>
     </w:p>
     <w:p>
@@ -1724,7 +1814,7 @@
         <w:pStyle w:val="FirstParagraph"/>
       </w:pPr>
       <w:r>
-        <w:t xml:space="preserve">Explore the potential of integrating underwater photogrammetry,</w:t>
+        <w:t xml:space="preserve">At depths where sunlight cannot penetrate sufficiently for the electromagnetic signal to reach the seabed and return to the satellite, alternative monitoring approaches are required. This study we will explore the integration of underwater photogrammetry,</w:t>
       </w:r>
       <w:r>
         <w:t xml:space="preserve"> </w:t>
@@ -1750,7 +1840,7 @@
         <w:t xml:space="preserve">P. oceanica</w:t>
       </w:r>
       <w:r>
-        <w:t xml:space="preserve">. Generating ultra-high resolution maps of the deep limits will allow for higher spatial precision, enabling the incorporation of landscape analysis to asses the structure and spatial configuration of the meadow limits. These seascape metrics offer a novel and promising perspective for assessing the ecological status of</w:t>
+        <w:t xml:space="preserve">. Generating millimetric-resolution maps of the deep meadow limits enables greater spatial precision, allowing the application of landscape metrics to asses the structure and spatial configuration of the meadow limits. These seascape metrics provide a promising perspective to be incorporated in the assessment of the ecological status of</w:t>
       </w:r>
       <w:r>
         <w:t xml:space="preserve"> </w:t>
@@ -1766,17 +1856,17 @@
         <w:t xml:space="preserve"> </w:t>
       </w:r>
       <w:r>
-        <w:t xml:space="preserve">meadows at their deep limits, complementing traditional indicators.</w:t>
-      </w:r>
-    </w:p>
-    <w:bookmarkEnd w:id="94"/>
-    <w:bookmarkStart w:id="95" w:name="X24babf5d15252b80ea083419d56cfe9b9c29726"/>
+        <w:t xml:space="preserve">meadows, complementing traditional indicators.</w:t>
+      </w:r>
+    </w:p>
+    <w:bookmarkEnd w:id="96"/>
+    <w:bookmarkStart w:id="97" w:name="Xcec335468e9236173a237cd9afbf9b13c473821"/>
     <w:p>
       <w:pPr>
         <w:pStyle w:val="Heading5"/>
       </w:pPr>
       <w:r>
-        <w:t xml:space="preserve">Fine scale II: monitoring sea urchin barren evolution in relation to fishing effort</w:t>
+        <w:t xml:space="preserve">Fine scale II: quantifying the capacity of marine vegetation to recover from sea urchin barrens in relation with harvesting effort</w:t>
       </w:r>
     </w:p>
     <w:p>
@@ -1784,7 +1874,7 @@
         <w:pStyle w:val="FirstParagraph"/>
       </w:pPr>
       <w:r>
-        <w:t xml:space="preserve">Develop a methodology, based on</w:t>
+        <w:t xml:space="preserve">When thespatial resolution of satellite imagery is insufficient to detect fine-scale changes in marine vegetation cover,</w:t>
       </w:r>
       <w:r>
         <w:t xml:space="preserve"> </w:t>
@@ -1797,7 +1887,10 @@
         <w:t xml:space="preserve">aerial drones</w:t>
       </w:r>
       <w:r>
-        <w:t xml:space="preserve">, to asses underwater barren extensions caused by the overgrazing of herbivorous sea urchins</w:t>
+        <w:t xml:space="preserve"> </w:t>
+      </w:r>
+      <w:r>
+        <w:t xml:space="preserve">provide a practical solution. In this study, I will first develop a methodology, based on drones, to quantily underwater bare-rock areas caused by the overgrazing of herbivorous sea urchins</w:t>
       </w:r>
       <w:r>
         <w:t xml:space="preserve"> </w:t>
@@ -1826,103 +1919,19 @@
         <w:t xml:space="preserve">A. lixula</w:t>
       </w:r>
       <w:r>
-        <w:t xml:space="preserve">. Analyze temporal dynamics of barren expansion and contraction in relation to sea urchin harvesting pressure.</w:t>
-      </w:r>
-    </w:p>
-    <w:bookmarkEnd w:id="95"/>
-    <w:bookmarkStart w:id="96" w:name="X0d91001acf99a0fe97805d356ba8d4fcbacd301"/>
-    <w:p>
-      <w:pPr>
-        <w:pStyle w:val="Heading5"/>
-      </w:pPr>
-      <w:r>
-        <w:t xml:space="preserve">Broad scale I: mapping subtidal marine vegetation with Sentinel-2</w:t>
-      </w:r>
-    </w:p>
-    <w:p>
-      <w:pPr>
-        <w:pStyle w:val="FirstParagraph"/>
-      </w:pPr>
-      <w:r>
-        <w:t xml:space="preserve">Use</w:t>
-      </w:r>
-      <w:r>
-        <w:t xml:space="preserve"> </w:t>
-      </w:r>
-      <w:r>
-        <w:rPr>
-          <w:b/>
-          <w:bCs/>
-        </w:rPr>
-        <w:t xml:space="preserve">Sentinel-2</w:t>
-      </w:r>
-      <w:r>
-        <w:t xml:space="preserve"> </w:t>
-      </w:r>
-      <w:r>
-        <w:t xml:space="preserve">to design a scalable and reproducible Python processing workflow to map underwater vegetation in Special Areas of Conservation (SAC) as defined by the Habitat Directive. Assess the spectral separability of different species and bottom types across bioregions and leverage high quality field validation data to develop a rigorous accuracy assessment methodology that can be applied to these RS-derived cartographies and other mapping products. Temporal trends in habitat distribution will also be analyzed for dynamic seagrass species.</w:t>
-      </w:r>
-    </w:p>
-    <w:bookmarkEnd w:id="96"/>
-    <w:bookmarkStart w:id="97" w:name="Xebe60fcd5718e2f5a222a97d69fd72d2e8de11a"/>
-    <w:p>
-      <w:pPr>
-        <w:pStyle w:val="Heading5"/>
-      </w:pPr>
-      <w:r>
-        <w:t xml:space="preserve">Broad scale II: mapping intertidal seagrass meadows with Sentinel-2 and in situ data.</w:t>
-      </w:r>
-    </w:p>
-    <w:p>
-      <w:pPr>
-        <w:pStyle w:val="FirstParagraph"/>
-      </w:pPr>
-      <w:r>
-        <w:t xml:space="preserve">Use</w:t>
-      </w:r>
-      <w:r>
-        <w:t xml:space="preserve"> </w:t>
-      </w:r>
-      <w:r>
-        <w:rPr>
-          <w:b/>
-          <w:bCs/>
-        </w:rPr>
-        <w:t xml:space="preserve">Sentinel-2</w:t>
-      </w:r>
-      <w:r>
-        <w:t xml:space="preserve"> </w:t>
-      </w:r>
-      <w:r>
-        <w:t xml:space="preserve">to design a scalable and reproducible Python processing workflow to study the temporal variability of</w:t>
-      </w:r>
-      <w:r>
-        <w:t xml:space="preserve"> </w:t>
-      </w:r>
-      <w:r>
-        <w:rPr>
-          <w:i/>
-          <w:iCs/>
-        </w:rPr>
-        <w:t xml:space="preserve">N. noltei</w:t>
-      </w:r>
-      <w:r>
-        <w:t xml:space="preserve"> </w:t>
-      </w:r>
-      <w:r>
-        <w:t xml:space="preserve">intertidal meadows in the north coast of Spain.</w:t>
+        <w:t xml:space="preserve">. Then, I will analyze the temporal dynamics of barren expansion and contraction in relation to sea urchin harvesting pressure, using data from a pilot study area encompassing more than 5 fishing grounds for which sea urchin harvesters provide seasonal catch information. This approach will contribute to understanding how fisheries management can enhance the resilience and recovery potential of marine vegetation.</w:t>
       </w:r>
     </w:p>
     <w:bookmarkEnd w:id="97"/>
     <w:bookmarkEnd w:id="98"/>
     <w:bookmarkEnd w:id="99"/>
-    <w:bookmarkStart w:id="103" w:name="methodology"/>
+    <w:bookmarkStart w:id="103" w:name="timeline"/>
     <w:p>
       <w:pPr>
         <w:pStyle w:val="Heading3"/>
       </w:pPr>
       <w:r>
-        <w:t xml:space="preserve">Methodology</w:t>
+        <w:t xml:space="preserve">Timeline</w:t>
       </w:r>
     </w:p>
     <w:p>
@@ -1930,88 +1939,163 @@
         <w:pStyle w:val="FirstParagraph"/>
       </w:pPr>
       <w:r>
-        <w:t xml:space="preserve">The methodological framework is based on the integration of</w:t>
-      </w:r>
-      <w:r>
-        <w:t xml:space="preserve"> </w:t>
-      </w:r>
-      <w:r>
-        <w:rPr>
-          <w:b/>
-          <w:bCs/>
-        </w:rPr>
-        <w:t xml:space="preserve">multi-platform remote sensing</w:t>
-      </w:r>
-      <w:r>
-        <w:t xml:space="preserve"> </w:t>
-      </w:r>
-      <w:r>
-        <w:t xml:space="preserve">data acquired at different spatial and temporal scales</w:t>
-      </w:r>
-      <w:r>
-        <w:t xml:space="preserve"> </w:t>
-      </w:r>
-      <w:r>
-        <w:rPr>
-          <w:b/>
-          <w:bCs/>
-        </w:rPr>
-        <w:t xml:space="preserve">with high-quality field data</w:t>
-      </w:r>
-      <w:r>
-        <w:t xml:space="preserve">. Ultra-high-resolution imagery obtained from autonomous underwater vehicles (AUVs) and aerial drones is first processed using photogrammetric workflows to generate georeferenced orthomosaics and three-dimensional products of the seabed and intertidal zones. These datasets provide detailed information on habitat structure and are used both for fine-scale mapping and as reference data for model calibration and validation. At broader scales, satellite imagery is processed through standardized pre-processing steps, including atmospheric and water-column corrections. Spectral, textural, and contextual features are then extracted from all platforms and harmonized within a common geospatial framework. Habitat mapping is performed using a combination of empirical classification approaches, physics-based models, and machine-learning techniques, producing probabilistic raster outputs that represent class membership or habitat probability. Finally, these probabilistic products are thresholded and post-processed to generate categorical habitat maps, whose accuracy and uncertainty are assessed using</w:t>
-      </w:r>
-      <w:r>
-        <w:t xml:space="preserve"> </w:t>
-      </w:r>
-      <w:r>
-        <w:rPr>
-          <w:b/>
-          <w:bCs/>
-        </w:rPr>
-        <w:t xml:space="preserve">independent field observations</w:t>
-      </w:r>
-      <w:r>
-        <w:t xml:space="preserve"> </w:t>
-      </w:r>
-      <w:r>
-        <w:t xml:space="preserve">and</w:t>
-      </w:r>
-      <w:r>
-        <w:t xml:space="preserve"> </w:t>
-      </w:r>
-      <w:r>
-        <w:rPr>
-          <w:b/>
-          <w:bCs/>
-        </w:rPr>
-        <w:t xml:space="preserve">high-resolution reference data</w:t>
-      </w:r>
-      <w:r>
-        <w:t xml:space="preserve">.</w:t>
-      </w:r>
-    </w:p>
-    <w:p>
-      <w:pPr>
-        <w:pStyle w:val="CaptionedFigure"/>
+        <w:t xml:space="preserve">Having worked as a geospatial data analyst and research assistant for the past five years has paved the way for this PhD. Part of the proposed work will therefore build on and bring to completion ongoing and previously initiated studies. As a result, the timeline of the PhD is closely aligned with the continuation of my current work and research activities.</w:t>
+      </w:r>
+    </w:p>
+    <w:p>
+      <w:pPr>
+        <w:pStyle w:val="BodyText"/>
+      </w:pPr>
+    </w:p>
+    <w:p>
+      <w:pPr>
+        <w:pStyle w:val="BodyText"/>
       </w:pPr>
       <w:r>
         <w:drawing>
           <wp:inline>
-            <wp:extent cx="4800600" cy="2358111"/>
+            <wp:extent cx="5334000" cy="2449073"/>
             <wp:effectExtent b="0" l="0" r="0" t="0"/>
-            <wp:docPr descr="General workflow illustrating the transformation of imagery and ancillary variables within a datacube into probabilistic rasters and final categorical maps" title="" id="101" name="Picture"/>
+            <wp:docPr descr="" title="" id="101" name="Picture"/>
             <a:graphic>
               <a:graphicData uri="http://schemas.openxmlformats.org/drawingml/2006/picture">
                 <pic:pic>
                   <pic:nvPicPr>
-                    <pic:cNvPr descr="assets/img/img3.png" id="102" name="Picture"/>
+                    <pic:cNvPr descr="index_files/figure-docx/mermaid-figure-1.png" id="102" name="Picture"/>
                     <pic:cNvPicPr>
                       <a:picLocks noChangeArrowheads="1" noChangeAspect="1"/>
                     </pic:cNvPicPr>
                   </pic:nvPicPr>
                   <pic:blipFill>
                     <a:blip r:embed="rId100"/>
+                    <a:stretch>
+                      <a:fillRect/>
+                    </a:stretch>
+                  </pic:blipFill>
+                  <pic:spPr bwMode="auto">
+                    <a:xfrm>
+                      <a:off x="0" y="0"/>
+                      <a:ext cx="5334000" cy="2449073"/>
+                    </a:xfrm>
+                    <a:prstGeom prst="rect">
+                      <a:avLst/>
+                    </a:prstGeom>
+                    <a:noFill/>
+                    <a:ln w="9525">
+                      <a:noFill/>
+                      <a:headEnd/>
+                      <a:tailEnd/>
+                    </a:ln>
+                  </pic:spPr>
+                </pic:pic>
+              </a:graphicData>
+            </a:graphic>
+          </wp:inline>
+        </w:drawing>
+      </w:r>
+    </w:p>
+    <w:p>
+      <w:pPr>
+        <w:pStyle w:val="BodyText"/>
+      </w:pPr>
+    </w:p>
+    <w:bookmarkEnd w:id="103"/>
+    <w:bookmarkStart w:id="107" w:name="methodology"/>
+    <w:p>
+      <w:pPr>
+        <w:pStyle w:val="Heading3"/>
+      </w:pPr>
+      <w:r>
+        <w:t xml:space="preserve">Methodology</w:t>
+      </w:r>
+    </w:p>
+    <w:p>
+      <w:pPr>
+        <w:pStyle w:val="FirstParagraph"/>
+      </w:pPr>
+      <w:r>
+        <w:t xml:space="preserve">The methodological framework is based on the integration of</w:t>
+      </w:r>
+      <w:r>
+        <w:t xml:space="preserve"> </w:t>
+      </w:r>
+      <w:r>
+        <w:rPr>
+          <w:b/>
+          <w:bCs/>
+        </w:rPr>
+        <w:t xml:space="preserve">multi-platform remote sensing</w:t>
+      </w:r>
+      <w:r>
+        <w:t xml:space="preserve"> </w:t>
+      </w:r>
+      <w:r>
+        <w:t xml:space="preserve">data acquired at different spatial and temporal scales</w:t>
+      </w:r>
+      <w:r>
+        <w:t xml:space="preserve"> </w:t>
+      </w:r>
+      <w:r>
+        <w:rPr>
+          <w:b/>
+          <w:bCs/>
+        </w:rPr>
+        <w:t xml:space="preserve">with high-quality field data</w:t>
+      </w:r>
+      <w:r>
+        <w:t xml:space="preserve">. Ultra-high-resolution imagery obtained from autonomous underwater vehicles (AUVs) and aerial drones is first processed using photogrammetric workflows to generate georeferenced orthomosaics and three-dimensional products of the seabed and intertidal zones. These datasets provide detailed information on habitat structure and are used both for fine-scale mapping and as reference data for model calibration and validation. At broader scales, satellite imagery is processed through standardized pre-processing steps, including atmospheric and water-column corrections. Spectral, textural, and contextual features are then extracted from all platforms and harmonized within a common geospatial framework. Habitat mapping is performed using a combination of empirical classification approaches, physics-based models, and machine-learning techniques, producing probabilistic raster outputs that represent class membership or habitat probability. Finally, these probabilistic products are thresholded and post-processed to generate categorical habitat maps, whose accuracy and uncertainty are assessed using</w:t>
+      </w:r>
+      <w:r>
+        <w:t xml:space="preserve"> </w:t>
+      </w:r>
+      <w:r>
+        <w:rPr>
+          <w:b/>
+          <w:bCs/>
+        </w:rPr>
+        <w:t xml:space="preserve">independent field observations</w:t>
+      </w:r>
+      <w:r>
+        <w:t xml:space="preserve"> </w:t>
+      </w:r>
+      <w:r>
+        <w:t xml:space="preserve">and</w:t>
+      </w:r>
+      <w:r>
+        <w:t xml:space="preserve"> </w:t>
+      </w:r>
+      <w:r>
+        <w:rPr>
+          <w:b/>
+          <w:bCs/>
+        </w:rPr>
+        <w:t xml:space="preserve">high-resolution reference data</w:t>
+      </w:r>
+      <w:r>
+        <w:t xml:space="preserve">.</w:t>
+      </w:r>
+    </w:p>
+    <w:p>
+      <w:pPr>
+        <w:pStyle w:val="CaptionedFigure"/>
+      </w:pPr>
+      <w:r>
+        <w:drawing>
+          <wp:inline>
+            <wp:extent cx="4800600" cy="2358111"/>
+            <wp:effectExtent b="0" l="0" r="0" t="0"/>
+            <wp:docPr descr="General workflow illustrating the transformation of imagery and ancillary variables within a datacube into probabilistic rasters and final categorical maps" title="" id="105" name="Picture"/>
+            <a:graphic>
+              <a:graphicData uri="http://schemas.openxmlformats.org/drawingml/2006/picture">
+                <pic:pic>
+                  <pic:nvPicPr>
+                    <pic:cNvPr descr="assets/img/img3.png" id="106" name="Picture"/>
+                    <pic:cNvPicPr>
+                      <a:picLocks noChangeArrowheads="1" noChangeAspect="1"/>
+                    </pic:cNvPicPr>
+                  </pic:nvPicPr>
+                  <pic:blipFill>
+                    <a:blip r:embed="rId104"/>
                     <a:stretch>
                       <a:fillRect/>
                     </a:stretch>
@@ -2046,8 +2130,8 @@
         <w:t xml:space="preserve">General workflow illustrating the transformation of imagery and ancillary variables within a datacube into probabilistic rasters and final categorical maps</w:t>
       </w:r>
     </w:p>
-    <w:bookmarkEnd w:id="103"/>
-    <w:bookmarkStart w:id="106" w:name="data-management-plan"/>
+    <w:bookmarkEnd w:id="107"/>
+    <w:bookmarkStart w:id="110" w:name="data-management-plan"/>
     <w:p>
       <w:pPr>
         <w:pStyle w:val="Heading3"/>
@@ -2056,7 +2140,7 @@
         <w:t xml:space="preserve">Data management plan</w:t>
       </w:r>
     </w:p>
-    <w:bookmarkStart w:id="104" w:name="general-considerations"/>
+    <w:bookmarkStart w:id="108" w:name="general-considerations"/>
     <w:p>
       <w:pPr>
         <w:pStyle w:val="Heading4"/>
@@ -2110,8 +2194,8 @@
         <w:t xml:space="preserve">The research will integrate heterogeneous datasets including (i) long-term field observations (e.g. presence/absence, cover, depth limits, structural descriptors), (ii) ultra-high-resolution imagery derived from AUV and aerial drone surveys, and (iii) satellite-based remote sensing products. Newly generated datasets (orthomosaics, derived indices, probabilistic rasters, categorical habitat maps, and accuracy assessment outputs) will be produced following standardized and reproducible processing workflows, generating high-value datasets for coastal ecosystem monitoring, trend analysis, and future conservation efforts.</w:t>
       </w:r>
     </w:p>
-    <w:bookmarkEnd w:id="104"/>
-    <w:bookmarkStart w:id="105" w:name="fair-principles"/>
+    <w:bookmarkEnd w:id="108"/>
+    <w:bookmarkStart w:id="109" w:name="fair-principles"/>
     <w:p>
       <w:pPr>
         <w:pStyle w:val="Heading4"/>
@@ -2231,85 +2315,10 @@
         <w:t xml:space="preserve">Documentation will include data dictionaries, methodology, and quality-control procedures. Open licenses (CC BY/CC BY-NC) will facilitate reuse for monitoring, validation, and conservation planning.</w:t>
       </w:r>
     </w:p>
-    <w:bookmarkEnd w:id="105"/>
-    <w:bookmarkEnd w:id="106"/>
-    <w:bookmarkStart w:id="110" w:name="timeline"/>
-    <w:p>
-      <w:pPr>
-        <w:pStyle w:val="Heading3"/>
-      </w:pPr>
-      <w:r>
-        <w:t xml:space="preserve">Timeline</w:t>
-      </w:r>
-    </w:p>
-    <w:p>
-      <w:pPr>
-        <w:pStyle w:val="FirstParagraph"/>
-      </w:pPr>
-      <w:r>
-        <w:t xml:space="preserve">Having worked as a geospatial data analyst and research assistant for the past five years has paved the way for this PhD. Part of the proposed work will therefore build on and bring to completion ongoing and previously initiated studies. As a result, the timeline of the PhD is closely aligned with the continuation of my current work and research activities.</w:t>
-      </w:r>
-    </w:p>
-    <w:p>
-      <w:pPr>
-        <w:pStyle w:val="BodyText"/>
-      </w:pPr>
-    </w:p>
-    <w:p>
-      <w:pPr>
-        <w:pStyle w:val="BodyText"/>
-      </w:pPr>
-      <w:r>
-        <w:drawing>
-          <wp:inline>
-            <wp:extent cx="5334000" cy="2103159"/>
-            <wp:effectExtent b="0" l="0" r="0" t="0"/>
-            <wp:docPr descr="" title="" id="108" name="Picture"/>
-            <a:graphic>
-              <a:graphicData uri="http://schemas.openxmlformats.org/drawingml/2006/picture">
-                <pic:pic>
-                  <pic:nvPicPr>
-                    <pic:cNvPr descr="index_files/figure-docx/mermaid-figure-1.png" id="109" name="Picture"/>
-                    <pic:cNvPicPr>
-                      <a:picLocks noChangeArrowheads="1" noChangeAspect="1"/>
-                    </pic:cNvPicPr>
-                  </pic:nvPicPr>
-                  <pic:blipFill>
-                    <a:blip r:embed="rId107"/>
-                    <a:stretch>
-                      <a:fillRect/>
-                    </a:stretch>
-                  </pic:blipFill>
-                  <pic:spPr bwMode="auto">
-                    <a:xfrm>
-                      <a:off x="0" y="0"/>
-                      <a:ext cx="5334000" cy="2103159"/>
-                    </a:xfrm>
-                    <a:prstGeom prst="rect">
-                      <a:avLst/>
-                    </a:prstGeom>
-                    <a:noFill/>
-                    <a:ln w="9525">
-                      <a:noFill/>
-                      <a:headEnd/>
-                      <a:tailEnd/>
-                    </a:ln>
-                  </pic:spPr>
-                </pic:pic>
-              </a:graphicData>
-            </a:graphic>
-          </wp:inline>
-        </w:drawing>
-      </w:r>
-    </w:p>
-    <w:p>
-      <w:pPr>
-        <w:pStyle w:val="BodyText"/>
-      </w:pPr>
-    </w:p>
+    <w:bookmarkEnd w:id="109"/>
     <w:bookmarkEnd w:id="110"/>
     <w:bookmarkEnd w:id="111"/>
-    <w:bookmarkStart w:id="124" w:name="researcher-development-plan"/>
+    <w:bookmarkStart w:id="125" w:name="researcher-development-plan"/>
     <w:p>
       <w:pPr>
         <w:pStyle w:val="Heading2"/>
@@ -2336,19 +2345,7 @@
         </w:numPr>
       </w:pPr>
       <w:r>
-        <w:t xml:space="preserve">Attend workshops and training to strengthen technical expertise in remote sensing, geospatial data analysis, and deep learning, while also developing skills in coding, data management, FAIR principles, and reproducible research practices.</w:t>
-      </w:r>
-    </w:p>
-    <w:p>
-      <w:pPr>
-        <w:pStyle w:val="Compact"/>
-        <w:numPr>
-          <w:ilvl w:val="0"/>
-          <w:numId w:val="1001"/>
-        </w:numPr>
-      </w:pPr>
-      <w:r>
-        <w:t xml:space="preserve">Potential courses are:</w:t>
+        <w:t xml:space="preserve">Attend workshops and training to strengthen technical expertise in remote sensing, geospatial data analysis, and deep learning, while also developing skills in coding, data management, FAIR principles, and reproducible research practices.Potential courses are:</w:t>
       </w:r>
     </w:p>
     <w:p>
@@ -2381,13 +2378,13 @@
       </w:hyperlink>
     </w:p>
     <w:bookmarkEnd w:id="113"/>
-    <w:bookmarkStart w:id="114" w:name="research-stays"/>
+    <w:bookmarkStart w:id="114" w:name="research-stay"/>
     <w:p>
       <w:pPr>
         <w:pStyle w:val="Heading4"/>
       </w:pPr>
       <w:r>
-        <w:t xml:space="preserve">2. Research Stays</w:t>
+        <w:t xml:space="preserve">2. Research Stay</w:t>
       </w:r>
     </w:p>
     <w:p>
@@ -2399,7 +2396,7 @@
         </w:numPr>
       </w:pPr>
       <w:r>
-        <w:t xml:space="preserve">Erasmus Mobility: A 6-month research stay at an international partner institution is planned during the first year, ideally coinciding with methodology development and remote sensing analysis. This will allow exposure to complementary methodologies, strengthen collaborations, and expand the research network.</w:t>
+        <w:t xml:space="preserve">Erasmus Mobility: A 4-month research stay at an international partner institution is planned during the first year, ideally coinciding with methodology development and remote sensing analysis. This will allow exposure to complementary methodologies, strengthen collaborations, and expand the research network.</w:t>
       </w:r>
     </w:p>
     <w:bookmarkEnd w:id="114"/>
@@ -2437,7 +2434,7 @@
       </w:r>
     </w:p>
     <w:bookmarkEnd w:id="115"/>
-    <w:bookmarkStart w:id="120" w:name="participation-as-speaker"/>
+    <w:bookmarkStart w:id="121" w:name="participation-as-speaker"/>
     <w:p>
       <w:pPr>
         <w:pStyle w:val="Heading4"/>
@@ -2455,19 +2452,7 @@
         </w:numPr>
       </w:pPr>
       <w:r>
-        <w:t xml:space="preserve">Participation in at least one national or international conference per year is planned to present results, engage with the scientific community, and receive feedback.</w:t>
-      </w:r>
-    </w:p>
-    <w:p>
-      <w:pPr>
-        <w:pStyle w:val="Compact"/>
-        <w:numPr>
-          <w:ilvl w:val="0"/>
-          <w:numId w:val="1005"/>
-        </w:numPr>
-      </w:pPr>
-      <w:r>
-        <w:t xml:space="preserve">Potential congresses are:</w:t>
+        <w:t xml:space="preserve">Participation in at least one national or international conference per year is planned to present results, engage with the scientific community, and receive feedback. Potential congresses are:</w:t>
       </w:r>
     </w:p>
     <w:p>
@@ -2538,8 +2523,61 @@
         </w:r>
       </w:hyperlink>
     </w:p>
-    <w:bookmarkEnd w:id="120"/>
-    <w:bookmarkStart w:id="121" w:name="X475f27f0368c34cb6df26e63a7ca21025be1c1d"/>
+    <w:p>
+      <w:pPr>
+        <w:pStyle w:val="Compact"/>
+        <w:numPr>
+          <w:ilvl w:val="1"/>
+          <w:numId w:val="1006"/>
+        </w:numPr>
+      </w:pPr>
+      <w:r>
+        <w:t xml:space="preserve">ESA Living Planet Symposium</w:t>
+      </w:r>
+    </w:p>
+    <w:p>
+      <w:pPr>
+        <w:pStyle w:val="Compact"/>
+        <w:numPr>
+          <w:ilvl w:val="1"/>
+          <w:numId w:val="1006"/>
+        </w:numPr>
+      </w:pPr>
+      <w:hyperlink r:id="rId120">
+        <w:r>
+          <w:rPr>
+            <w:rStyle w:val="Hyperlink"/>
+          </w:rPr>
+          <w:t xml:space="preserve">International Temperate Reef Symposium</w:t>
+        </w:r>
+      </w:hyperlink>
+    </w:p>
+    <w:p>
+      <w:pPr>
+        <w:pStyle w:val="Compact"/>
+        <w:numPr>
+          <w:ilvl w:val="1"/>
+          <w:numId w:val="1006"/>
+        </w:numPr>
+      </w:pPr>
+      <w:r>
+        <w:t xml:space="preserve">ASLO Aquatic Science Meeting</w:t>
+      </w:r>
+    </w:p>
+    <w:p>
+      <w:pPr>
+        <w:pStyle w:val="Compact"/>
+        <w:numPr>
+          <w:ilvl w:val="1"/>
+          <w:numId w:val="1006"/>
+        </w:numPr>
+      </w:pPr>
+      <w:r>
+        <w:t xml:space="preserve">World Seagrass Conference</w:t>
+      </w:r>
+    </w:p>
+    <w:bookmarkEnd w:id="121"/>
+    <w:bookmarkStart w:id="122" w:name="X475f27f0368c34cb6df26e63a7ca21025be1c1d"/>
     <w:p>
       <w:pPr>
         <w:pStyle w:val="Heading4"/>
@@ -2582,7 +2620,29 @@
         </w:numPr>
       </w:pPr>
       <w:r>
-        <w:t xml:space="preserve">Participation in public outreach:</w:t>
+        <w:t xml:space="preserve">Participate in public outreach activities, including the Science Week of the Oceanographic Center of Gijón and Pint of Science events.</w:t>
+      </w:r>
+    </w:p>
+    <w:bookmarkEnd w:id="122"/>
+    <w:bookmarkStart w:id="123" w:name="scientific-publications"/>
+    <w:p>
+      <w:pPr>
+        <w:pStyle w:val="Heading4"/>
+      </w:pPr>
+      <w:r>
+        <w:t xml:space="preserve">6. Scientific Publications</w:t>
+      </w:r>
+    </w:p>
+    <w:p>
+      <w:pPr>
+        <w:pStyle w:val="Compact"/>
+        <w:numPr>
+          <w:ilvl w:val="0"/>
+          <w:numId w:val="1008"/>
+        </w:numPr>
+      </w:pPr>
+      <w:r>
+        <w:t xml:space="preserve">Target publications during PhD:</w:t>
       </w:r>
     </w:p>
     <w:p>
@@ -2590,21 +2650,123 @@
         <w:pStyle w:val="Compact"/>
         <w:numPr>
           <w:ilvl w:val="1"/>
-          <w:numId w:val="1008"/>
+          <w:numId w:val="1009"/>
         </w:numPr>
       </w:pPr>
       <w:r>
-        <w:t xml:space="preserve">Science week, Oceanographic Center of Gijón (2026, 2027, 2028)</w:t>
-      </w:r>
-    </w:p>
-    <w:bookmarkEnd w:id="121"/>
-    <w:bookmarkStart w:id="122" w:name="scientific-publications"/>
-    <w:p>
-      <w:pPr>
-        <w:pStyle w:val="Heading4"/>
-      </w:pPr>
-      <w:r>
-        <w:t xml:space="preserve">6. Scientific Publications</w:t>
+        <w:rPr>
+          <w:b/>
+          <w:bCs/>
+        </w:rPr>
+        <w:t xml:space="preserve">Year 1:</w:t>
+      </w:r>
+      <w:r>
+        <w:t xml:space="preserve"> </w:t>
+      </w:r>
+      <w:r>
+        <w:t xml:space="preserve">At least</w:t>
+      </w:r>
+      <w:r>
+        <w:t xml:space="preserve"> </w:t>
+      </w:r>
+      <w:r>
+        <w:rPr>
+          <w:b/>
+          <w:bCs/>
+        </w:rPr>
+        <w:t xml:space="preserve">two research papers</w:t>
+      </w:r>
+      <w:r>
+        <w:t xml:space="preserve">, one on the use of Sentinel-2 to monitor underwater vegetation in marine protected (broad scale I) areas and another on the monitoring of</w:t>
+      </w:r>
+      <w:r>
+        <w:t xml:space="preserve"> </w:t>
+      </w:r>
+      <w:r>
+        <w:rPr>
+          <w:i/>
+          <w:iCs/>
+        </w:rPr>
+        <w:t xml:space="preserve">P. oceanica</w:t>
+      </w:r>
+      <w:r>
+        <w:t xml:space="preserve"> </w:t>
+      </w:r>
+      <w:r>
+        <w:t xml:space="preserve">deep limit using Autonomous Underwater Vehicles (small scale I).</w:t>
+      </w:r>
+    </w:p>
+    <w:p>
+      <w:pPr>
+        <w:pStyle w:val="Compact"/>
+        <w:numPr>
+          <w:ilvl w:val="1"/>
+          <w:numId w:val="1009"/>
+        </w:numPr>
+      </w:pPr>
+      <w:r>
+        <w:rPr>
+          <w:b/>
+          <w:bCs/>
+        </w:rPr>
+        <w:t xml:space="preserve">Year 2:</w:t>
+      </w:r>
+      <w:r>
+        <w:t xml:space="preserve"> </w:t>
+      </w:r>
+      <w:r>
+        <w:t xml:space="preserve">At least</w:t>
+      </w:r>
+      <w:r>
+        <w:t xml:space="preserve"> </w:t>
+      </w:r>
+      <w:r>
+        <w:rPr>
+          <w:b/>
+          <w:bCs/>
+        </w:rPr>
+        <w:t xml:space="preserve">one research paper</w:t>
+      </w:r>
+      <w:r>
+        <w:t xml:space="preserve">, one on the monitoring of underwater barrens using aerial drones (small scale II) .</w:t>
+      </w:r>
+    </w:p>
+    <w:p>
+      <w:pPr>
+        <w:pStyle w:val="Compact"/>
+        <w:numPr>
+          <w:ilvl w:val="1"/>
+          <w:numId w:val="1009"/>
+        </w:numPr>
+      </w:pPr>
+      <w:r>
+        <w:rPr>
+          <w:b/>
+          <w:bCs/>
+        </w:rPr>
+        <w:t xml:space="preserve">Year 3:</w:t>
+      </w:r>
+      <w:r>
+        <w:t xml:space="preserve"> </w:t>
+      </w:r>
+      <w:r>
+        <w:t xml:space="preserve">At least</w:t>
+      </w:r>
+      <w:r>
+        <w:t xml:space="preserve"> </w:t>
+      </w:r>
+      <w:r>
+        <w:rPr>
+          <w:b/>
+          <w:bCs/>
+        </w:rPr>
+        <w:t xml:space="preserve">one research paper</w:t>
+      </w:r>
+      <w:r>
+        <w:t xml:space="preserve"> </w:t>
+      </w:r>
+      <w:r>
+        <w:t xml:space="preserve">on the trends of intertidal vegetation in the north coast of Spain (broad scale II).</w:t>
       </w:r>
     </w:p>
     <w:p>
@@ -2612,119 +2774,25 @@
         <w:pStyle w:val="Compact"/>
         <w:numPr>
           <w:ilvl w:val="0"/>
-          <w:numId w:val="1009"/>
+          <w:numId w:val="1008"/>
         </w:numPr>
       </w:pPr>
       <w:r>
-        <w:t xml:space="preserve">Target publications during PhD:</w:t>
-      </w:r>
-    </w:p>
-    <w:p>
-      <w:pPr>
-        <w:pStyle w:val="Compact"/>
-        <w:numPr>
-          <w:ilvl w:val="1"/>
-          <w:numId w:val="1010"/>
-        </w:numPr>
-      </w:pPr>
+        <w:t xml:space="preserve">Consider submitting the thesis as a</w:t>
+      </w:r>
+      <w:r>
+        <w:t xml:space="preserve"> </w:t>
+      </w:r>
       <w:r>
         <w:rPr>
           <w:b/>
           <w:bCs/>
         </w:rPr>
-        <w:t xml:space="preserve">Year 1:</w:t>
-      </w:r>
-      <w:r>
-        <w:t xml:space="preserve"> </w:t>
-      </w:r>
-      <w:r>
-        <w:t xml:space="preserve">At least 1 research paper on the monitoring of</w:t>
-      </w:r>
-      <w:r>
-        <w:t xml:space="preserve"> </w:t>
-      </w:r>
-      <w:r>
-        <w:rPr>
-          <w:i/>
-          <w:iCs/>
-        </w:rPr>
-        <w:t xml:space="preserve">P. oceanica</w:t>
-      </w:r>
-      <w:r>
-        <w:t xml:space="preserve"> </w:t>
-      </w:r>
-      <w:r>
-        <w:t xml:space="preserve">deep limit using Autonomous Underwater Vehicles.</w:t>
-      </w:r>
-    </w:p>
-    <w:p>
-      <w:pPr>
-        <w:pStyle w:val="Compact"/>
-        <w:numPr>
-          <w:ilvl w:val="1"/>
-          <w:numId w:val="1010"/>
-        </w:numPr>
-      </w:pPr>
-      <w:r>
-        <w:rPr>
-          <w:b/>
-          <w:bCs/>
-        </w:rPr>
-        <w:t xml:space="preserve">Year 2:</w:t>
-      </w:r>
-      <w:r>
-        <w:t xml:space="preserve"> </w:t>
-      </w:r>
-      <w:r>
-        <w:t xml:space="preserve">At least 1 research paper on the monitoring of underwater barrens using aerial drones.</w:t>
-      </w:r>
-    </w:p>
-    <w:p>
-      <w:pPr>
-        <w:pStyle w:val="Compact"/>
-        <w:numPr>
-          <w:ilvl w:val="1"/>
-          <w:numId w:val="1010"/>
-        </w:numPr>
-      </w:pPr>
-      <w:r>
-        <w:rPr>
-          <w:b/>
-          <w:bCs/>
-        </w:rPr>
-        <w:t xml:space="preserve">Year 3:</w:t>
-      </w:r>
-      <w:r>
-        <w:t xml:space="preserve"> </w:t>
-      </w:r>
-      <w:r>
-        <w:t xml:space="preserve">At least 1 research paper on the use of Sentinel-2 to monitor underwater vegetation in marine protected areas.</w:t>
-      </w:r>
-    </w:p>
-    <w:p>
-      <w:pPr>
-        <w:pStyle w:val="Compact"/>
-        <w:numPr>
-          <w:ilvl w:val="0"/>
-          <w:numId w:val="1009"/>
-        </w:numPr>
-      </w:pPr>
-      <w:r>
-        <w:t xml:space="preserve">Consider submitting the thesis as a</w:t>
-      </w:r>
-      <w:r>
-        <w:t xml:space="preserve"> </w:t>
-      </w:r>
-      <w:r>
-        <w:rPr>
-          <w:b/>
-          <w:bCs/>
-        </w:rPr>
         <w:t xml:space="preserve">compilation of publications</w:t>
       </w:r>
     </w:p>
-    <w:bookmarkEnd w:id="122"/>
-    <w:bookmarkStart w:id="123" w:name="training-planning"/>
+    <w:bookmarkEnd w:id="123"/>
+    <w:bookmarkStart w:id="124" w:name="training-planning"/>
     <w:p>
       <w:pPr>
         <w:pStyle w:val="Heading4"/>
@@ -2790,7 +2858,17 @@
               <w:pStyle w:val="Compact"/>
             </w:pPr>
             <w:r>
-              <w:t xml:space="preserve">Transversal &amp; specific courses, literature review, remote sensing analyses, Erasmus stay (6 months), attendance at seminars and workshops</w:t>
+              <w:t xml:space="preserve">Transversal &amp; specific courses, literature review, remote sensing analyses, Erasmus stay, attendance at seminars and workshops, one congress,</w:t>
+            </w:r>
+            <w:r>
+              <w:t xml:space="preserve"> </w:t>
+            </w:r>
+            <w:r>
+              <w:rPr>
+                <w:b/>
+                <w:bCs/>
+              </w:rPr>
+              <w:t xml:space="preserve">two research papers</w:t>
             </w:r>
           </w:p>
         </w:tc>
@@ -2814,7 +2892,17 @@
               <w:pStyle w:val="Compact"/>
             </w:pPr>
             <w:r>
-              <w:t xml:space="preserve">Field campaigns, remote sensing analyses, attendance &amp; presentations at conferences</w:t>
+              <w:t xml:space="preserve">Field campaigns, remote sensing analyses, attendance &amp; presentations at conferences, one congress,</w:t>
+            </w:r>
+            <w:r>
+              <w:t xml:space="preserve"> </w:t>
+            </w:r>
+            <w:r>
+              <w:rPr>
+                <w:b/>
+                <w:bCs/>
+              </w:rPr>
+              <w:t xml:space="preserve">one research paper</w:t>
             </w:r>
           </w:p>
         </w:tc>
@@ -2838,15 +2926,31 @@
               <w:pStyle w:val="Compact"/>
             </w:pPr>
             <w:r>
-              <w:t xml:space="preserve">Data integration, thesis writing, manuscript drafting, oral presentations, open science dissemination, submission and defense of thesis</w:t>
+              <w:t xml:space="preserve">Data integration, thesis writing, open science dissemination, one congreds,</w:t>
+            </w:r>
+            <w:r>
+              <w:t xml:space="preserve"> </w:t>
+            </w:r>
+            <w:r>
+              <w:rPr>
+                <w:b/>
+                <w:bCs/>
+              </w:rPr>
+              <w:t xml:space="preserve">one research paper</w:t>
+            </w:r>
+            <w:r>
+              <w:t xml:space="preserve"> </w:t>
+            </w:r>
+            <w:r>
+              <w:t xml:space="preserve">submission and defense of thesis</w:t>
             </w:r>
           </w:p>
         </w:tc>
       </w:tr>
     </w:tbl>
-    <w:bookmarkEnd w:id="123"/>
     <w:bookmarkEnd w:id="124"/>
-    <w:bookmarkStart w:id="164" w:name="bibliography"/>
+    <w:bookmarkEnd w:id="125"/>
+    <w:bookmarkStart w:id="165" w:name="bibliography"/>
     <w:p>
       <w:pPr>
         <w:pStyle w:val="Heading2"/>
@@ -2855,8 +2959,8 @@
         <w:t xml:space="preserve">Bibliography</w:t>
       </w:r>
     </w:p>
-    <w:bookmarkStart w:id="163" w:name="refs"/>
-    <w:bookmarkStart w:id="126" w:name="ref-brando_physics_2009"/>
+    <w:bookmarkStart w:id="164" w:name="refs"/>
+    <w:bookmarkStart w:id="127" w:name="ref-brando_physics_2009"/>
     <w:p>
       <w:pPr>
         <w:pStyle w:val="Bibliography"/>
@@ -2889,7 +2993,7 @@
       <w:r>
         <w:t xml:space="preserve"> </w:t>
       </w:r>
-      <w:hyperlink r:id="rId125">
+      <w:hyperlink r:id="rId126">
         <w:r>
           <w:rPr>
             <w:rStyle w:val="Hyperlink"/>
@@ -2901,8 +3005,8 @@
         <w:t xml:space="preserve">.</w:t>
       </w:r>
     </w:p>
-    <w:bookmarkEnd w:id="126"/>
-    <w:bookmarkStart w:id="128" w:name="ref-calleja_2017"/>
+    <w:bookmarkEnd w:id="127"/>
+    <w:bookmarkStart w:id="129" w:name="ref-calleja_2017"/>
     <w:p>
       <w:pPr>
         <w:pStyle w:val="Bibliography"/>
@@ -2959,7 +3063,7 @@
       <w:r>
         <w:t xml:space="preserve"> </w:t>
       </w:r>
-      <w:hyperlink r:id="rId127">
+      <w:hyperlink r:id="rId128">
         <w:r>
           <w:rPr>
             <w:rStyle w:val="Hyperlink"/>
@@ -2971,8 +3075,8 @@
         <w:t xml:space="preserve">.</w:t>
       </w:r>
     </w:p>
-    <w:bookmarkEnd w:id="128"/>
-    <w:bookmarkStart w:id="130" w:name="ref-congalton_1991"/>
+    <w:bookmarkEnd w:id="129"/>
+    <w:bookmarkStart w:id="131" w:name="ref-congalton_1991"/>
     <w:p>
       <w:pPr>
         <w:pStyle w:val="Bibliography"/>
@@ -3005,7 +3109,7 @@
       <w:r>
         <w:t xml:space="preserve"> </w:t>
       </w:r>
-      <w:hyperlink r:id="rId129">
+      <w:hyperlink r:id="rId130">
         <w:r>
           <w:rPr>
             <w:rStyle w:val="Hyperlink"/>
@@ -3017,8 +3121,8 @@
         <w:t xml:space="preserve">.</w:t>
       </w:r>
     </w:p>
-    <w:bookmarkEnd w:id="130"/>
-    <w:bookmarkStart w:id="132" w:name="ref-davies_multi_2023"/>
+    <w:bookmarkEnd w:id="131"/>
+    <w:bookmarkStart w:id="133" w:name="ref-davies_multi_2023"/>
     <w:p>
       <w:pPr>
         <w:pStyle w:val="Bibliography"/>
@@ -3051,7 +3155,7 @@
       <w:r>
         <w:t xml:space="preserve"> </w:t>
       </w:r>
-      <w:hyperlink r:id="rId131">
+      <w:hyperlink r:id="rId132">
         <w:r>
           <w:rPr>
             <w:rStyle w:val="Hyperlink"/>
@@ -3063,8 +3167,8 @@
         <w:t xml:space="preserve">.</w:t>
       </w:r>
     </w:p>
-    <w:bookmarkEnd w:id="132"/>
-    <w:bookmarkStart w:id="134" w:name="ref-davies_initial_2026"/>
+    <w:bookmarkEnd w:id="133"/>
+    <w:bookmarkStart w:id="135" w:name="ref-davies_initial_2026"/>
     <w:p>
       <w:pPr>
         <w:pStyle w:val="Bibliography"/>
@@ -3109,7 +3213,7 @@
       <w:r>
         <w:t xml:space="preserve"> </w:t>
       </w:r>
-      <w:hyperlink r:id="rId133">
+      <w:hyperlink r:id="rId134">
         <w:r>
           <w:rPr>
             <w:rStyle w:val="Hyperlink"/>
@@ -3121,8 +3225,8 @@
         <w:t xml:space="preserve">.</w:t>
       </w:r>
     </w:p>
-    <w:bookmarkEnd w:id="134"/>
-    <w:bookmarkStart w:id="136" w:name="ref-davies_sentinel_2024"/>
+    <w:bookmarkEnd w:id="135"/>
+    <w:bookmarkStart w:id="137" w:name="ref-davies_sentinel_2024"/>
     <w:p>
       <w:pPr>
         <w:pStyle w:val="Bibliography"/>
@@ -3188,7 +3292,7 @@
       <w:r>
         <w:t xml:space="preserve"> </w:t>
       </w:r>
-      <w:hyperlink r:id="rId135">
+      <w:hyperlink r:id="rId136">
         <w:r>
           <w:rPr>
             <w:rStyle w:val="Hyperlink"/>
@@ -3200,8 +3304,8 @@
         <w:t xml:space="preserve">.</w:t>
       </w:r>
     </w:p>
-    <w:bookmarkEnd w:id="136"/>
-    <w:bookmarkStart w:id="138" w:name="ref-davies_intertidal_2024"/>
+    <w:bookmarkEnd w:id="137"/>
+    <w:bookmarkStart w:id="139" w:name="ref-davies_intertidal_2024"/>
     <w:p>
       <w:pPr>
         <w:pStyle w:val="Bibliography"/>
@@ -3258,7 +3362,7 @@
       <w:r>
         <w:t xml:space="preserve"> </w:t>
       </w:r>
-      <w:hyperlink r:id="rId137">
+      <w:hyperlink r:id="rId138">
         <w:r>
           <w:rPr>
             <w:rStyle w:val="Hyperlink"/>
@@ -3270,8 +3374,8 @@
         <w:t xml:space="preserve">.</w:t>
       </w:r>
     </w:p>
-    <w:bookmarkEnd w:id="138"/>
-    <w:bookmarkStart w:id="140" w:name="ref-foody_status_2002"/>
+    <w:bookmarkEnd w:id="139"/>
+    <w:bookmarkStart w:id="141" w:name="ref-foody_status_2002"/>
     <w:p>
       <w:pPr>
         <w:pStyle w:val="Bibliography"/>
@@ -3304,7 +3408,7 @@
       <w:r>
         <w:t xml:space="preserve"> </w:t>
       </w:r>
-      <w:hyperlink r:id="rId139">
+      <w:hyperlink r:id="rId140">
         <w:r>
           <w:rPr>
             <w:rStyle w:val="Hyperlink"/>
@@ -3316,8 +3420,8 @@
         <w:t xml:space="preserve">.</w:t>
       </w:r>
     </w:p>
-    <w:bookmarkEnd w:id="140"/>
-    <w:bookmarkStart w:id="142" w:name="ref-fornes_mapping_2006"/>
+    <w:bookmarkEnd w:id="141"/>
+    <w:bookmarkStart w:id="143" w:name="ref-fornes_mapping_2006"/>
     <w:p>
       <w:pPr>
         <w:pStyle w:val="Bibliography"/>
@@ -3371,7 +3475,7 @@
       <w:r>
         <w:t xml:space="preserve"> </w:t>
       </w:r>
-      <w:hyperlink r:id="rId141">
+      <w:hyperlink r:id="rId142">
         <w:r>
           <w:rPr>
             <w:rStyle w:val="Hyperlink"/>
@@ -3383,8 +3487,8 @@
         <w:t xml:space="preserve">.</w:t>
       </w:r>
     </w:p>
-    <w:bookmarkEnd w:id="142"/>
-    <w:bookmarkStart w:id="144" w:name="ref-kilminster_2015"/>
+    <w:bookmarkEnd w:id="143"/>
+    <w:bookmarkStart w:id="145" w:name="ref-kilminster_2015"/>
     <w:p>
       <w:pPr>
         <w:pStyle w:val="Bibliography"/>
@@ -3429,7 +3533,7 @@
       <w:r>
         <w:t xml:space="preserve"> </w:t>
       </w:r>
-      <w:hyperlink r:id="rId143">
+      <w:hyperlink r:id="rId144">
         <w:r>
           <w:rPr>
             <w:rStyle w:val="Hyperlink"/>
@@ -3441,8 +3545,8 @@
         <w:t xml:space="preserve">.</w:t>
       </w:r>
     </w:p>
-    <w:bookmarkEnd w:id="144"/>
-    <w:bookmarkStart w:id="146" w:name="ref-mcroberts_2011"/>
+    <w:bookmarkEnd w:id="145"/>
+    <w:bookmarkStart w:id="147" w:name="ref-mcroberts_2011"/>
     <w:p>
       <w:pPr>
         <w:pStyle w:val="Bibliography"/>
@@ -3487,7 +3591,7 @@
       <w:r>
         <w:t xml:space="preserve"> </w:t>
       </w:r>
-      <w:hyperlink r:id="rId145">
+      <w:hyperlink r:id="rId146">
         <w:r>
           <w:rPr>
             <w:rStyle w:val="Hyperlink"/>
@@ -3499,8 +3603,8 @@
         <w:t xml:space="preserve">.</w:t>
       </w:r>
     </w:p>
-    <w:bookmarkEnd w:id="146"/>
-    <w:bookmarkStart w:id="148" w:name="ref-oiry_discriminating_2024"/>
+    <w:bookmarkEnd w:id="147"/>
+    <w:bookmarkStart w:id="149" w:name="ref-oiry_discriminating_2024"/>
     <w:p>
       <w:pPr>
         <w:pStyle w:val="Bibliography"/>
@@ -3620,7 +3724,7 @@
       <w:r>
         <w:t xml:space="preserve"> </w:t>
       </w:r>
-      <w:hyperlink r:id="rId147">
+      <w:hyperlink r:id="rId148">
         <w:r>
           <w:rPr>
             <w:rStyle w:val="Hyperlink"/>
@@ -3632,8 +3736,8 @@
         <w:t xml:space="preserve">.</w:t>
       </w:r>
     </w:p>
-    <w:bookmarkEnd w:id="148"/>
-    <w:bookmarkStart w:id="150" w:name="ref-olofsson_good_2014"/>
+    <w:bookmarkEnd w:id="149"/>
+    <w:bookmarkStart w:id="151" w:name="ref-olofsson_good_2014"/>
     <w:p>
       <w:pPr>
         <w:pStyle w:val="Bibliography"/>
@@ -3666,7 +3770,7 @@
       <w:r>
         <w:t xml:space="preserve"> </w:t>
       </w:r>
-      <w:hyperlink r:id="rId149">
+      <w:hyperlink r:id="rId150">
         <w:r>
           <w:rPr>
             <w:rStyle w:val="Hyperlink"/>
@@ -3678,8 +3782,8 @@
         <w:t xml:space="preserve">.</w:t>
       </w:r>
     </w:p>
-    <w:bookmarkEnd w:id="150"/>
-    <w:bookmarkStart w:id="152" w:name="ref-poursanidis_use_2019"/>
+    <w:bookmarkEnd w:id="151"/>
+    <w:bookmarkStart w:id="153" w:name="ref-poursanidis_use_2019"/>
     <w:p>
       <w:pPr>
         <w:pStyle w:val="Bibliography"/>
@@ -3721,7 +3825,7 @@
       <w:r>
         <w:t xml:space="preserve"> </w:t>
       </w:r>
-      <w:hyperlink r:id="rId151">
+      <w:hyperlink r:id="rId152">
         <w:r>
           <w:rPr>
             <w:rStyle w:val="Hyperlink"/>
@@ -3733,8 +3837,8 @@
         <w:t xml:space="preserve">.</w:t>
       </w:r>
     </w:p>
-    <w:bookmarkEnd w:id="152"/>
-    <w:bookmarkStart w:id="154" w:name="ref-traganos_spatially_2022"/>
+    <w:bookmarkEnd w:id="153"/>
+    <w:bookmarkStart w:id="155" w:name="ref-traganos_spatially_2022"/>
     <w:p>
       <w:pPr>
         <w:pStyle w:val="Bibliography"/>
@@ -3818,7 +3922,7 @@
       <w:r>
         <w:t xml:space="preserve"> </w:t>
       </w:r>
-      <w:hyperlink r:id="rId153">
+      <w:hyperlink r:id="rId154">
         <w:r>
           <w:rPr>
             <w:rStyle w:val="Hyperlink"/>
@@ -3830,8 +3934,8 @@
         <w:t xml:space="preserve">.</w:t>
       </w:r>
     </w:p>
-    <w:bookmarkEnd w:id="154"/>
-    <w:bookmarkStart w:id="156" w:name="ref-traganos_mapping_2018"/>
+    <w:bookmarkEnd w:id="155"/>
+    <w:bookmarkStart w:id="157" w:name="ref-traganos_mapping_2018"/>
     <w:p>
       <w:pPr>
         <w:pStyle w:val="Bibliography"/>
@@ -3885,7 +3989,7 @@
       <w:r>
         <w:t xml:space="preserve"> </w:t>
       </w:r>
-      <w:hyperlink r:id="rId155">
+      <w:hyperlink r:id="rId156">
         <w:r>
           <w:rPr>
             <w:rStyle w:val="Hyperlink"/>
@@ -3897,8 +4001,8 @@
         <w:t xml:space="preserve">.</w:t>
       </w:r>
     </w:p>
-    <w:bookmarkEnd w:id="156"/>
-    <w:bookmarkStart w:id="158" w:name="ref-zoffoli_decadal_2021"/>
+    <w:bookmarkEnd w:id="157"/>
+    <w:bookmarkStart w:id="159" w:name="ref-zoffoli_decadal_2021"/>
     <w:p>
       <w:pPr>
         <w:pStyle w:val="Bibliography"/>
@@ -3949,7 +4053,7 @@
       <w:r>
         <w:t xml:space="preserve"> </w:t>
       </w:r>
-      <w:hyperlink r:id="rId157">
+      <w:hyperlink r:id="rId158">
         <w:r>
           <w:rPr>
             <w:rStyle w:val="Hyperlink"/>
@@ -3961,8 +4065,8 @@
         <w:t xml:space="preserve">.</w:t>
       </w:r>
     </w:p>
-    <w:bookmarkEnd w:id="158"/>
-    <w:bookmarkStart w:id="160" w:name="ref-zoffoli_remote_2022"/>
+    <w:bookmarkEnd w:id="159"/>
+    <w:bookmarkStart w:id="161" w:name="ref-zoffoli_remote_2022"/>
     <w:p>
       <w:pPr>
         <w:pStyle w:val="Bibliography"/>
@@ -3998,7 +4102,7 @@
       <w:r>
         <w:t xml:space="preserve"> </w:t>
       </w:r>
-      <w:hyperlink r:id="rId159">
+      <w:hyperlink r:id="rId160">
         <w:r>
           <w:rPr>
             <w:rStyle w:val="Hyperlink"/>
@@ -4010,8 +4114,8 @@
         <w:t xml:space="preserve">.</w:t>
       </w:r>
     </w:p>
-    <w:bookmarkEnd w:id="160"/>
-    <w:bookmarkStart w:id="162" w:name="ref-zoffoli_sentinel-2_2020"/>
+    <w:bookmarkEnd w:id="161"/>
+    <w:bookmarkStart w:id="163" w:name="ref-zoffoli_sentinel-2_2020"/>
     <w:p>
       <w:pPr>
         <w:pStyle w:val="Bibliography"/>
@@ -4056,7 +4160,7 @@
       <w:r>
         <w:t xml:space="preserve"> </w:t>
       </w:r>
-      <w:hyperlink r:id="rId161">
+      <w:hyperlink r:id="rId162">
         <w:r>
           <w:rPr>
             <w:rStyle w:val="Hyperlink"/>
@@ -4068,9 +4172,9 @@
         <w:t xml:space="preserve">.</w:t>
       </w:r>
     </w:p>
-    <w:bookmarkEnd w:id="162"/>
     <w:bookmarkEnd w:id="163"/>
     <w:bookmarkEnd w:id="164"/>
+    <w:bookmarkEnd w:id="165"/>
     <w:sectPr>
       <w:footnotePr>
         <w:numRestart w:val="eachSect"/>
@@ -4312,9 +4416,6 @@
     <w:abstractNumId w:val="991"/>
   </w:num>
   <w:num w:numId="1009">
-    <w:abstractNumId w:val="991"/>
-  </w:num>
-  <w:num w:numId="1010">
     <w:abstractNumId w:val="991"/>
   </w:num>
 </w:numbering>

--- a/index.docx
+++ b/index.docx
@@ -1341,7 +1341,7 @@
         <w:t xml:space="preserve"> </w:t>
       </w:r>
       <w:r>
-        <w:t xml:space="preserve">(Fornes et al. 2006; Brando et al. 2009; Traganos and Reinartz 2018; Poursanidis et al. 2019; Traganos et al. 2022)</w:t>
+        <w:t xml:space="preserve">(Fornes et al. 2006; Brando et al. 2009; Hedley et al. 2016; Traganos and Reinartz 2018; Poursanidis et al. 2019; Traganos et al. 2022)</w:t>
       </w:r>
       <w:r>
         <w:t xml:space="preserve">. Within this context, I developed my Master’s thesis</w:t>
@@ -2950,7 +2950,7 @@
     </w:tbl>
     <w:bookmarkEnd w:id="124"/>
     <w:bookmarkEnd w:id="125"/>
-    <w:bookmarkStart w:id="165" w:name="bibliography"/>
+    <w:bookmarkStart w:id="167" w:name="bibliography"/>
     <w:p>
       <w:pPr>
         <w:pStyle w:val="Heading2"/>
@@ -2959,7 +2959,7 @@
         <w:t xml:space="preserve">Bibliography</w:t>
       </w:r>
     </w:p>
-    <w:bookmarkStart w:id="164" w:name="refs"/>
+    <w:bookmarkStart w:id="166" w:name="refs"/>
     <w:bookmarkStart w:id="127" w:name="ref-brando_physics_2009"/>
     <w:p>
       <w:pPr>
@@ -3488,31 +3488,19 @@
       </w:r>
     </w:p>
     <w:bookmarkEnd w:id="143"/>
-    <w:bookmarkStart w:id="145" w:name="ref-kilminster_2015"/>
+    <w:bookmarkStart w:id="145" w:name="ref-hedley_physics-based_2016"/>
     <w:p>
       <w:pPr>
         <w:pStyle w:val="Bibliography"/>
       </w:pPr>
       <w:r>
-        <w:t xml:space="preserve">Kilminster, Kieryn, Kathryn McMahon, Michelle Waycott, Gary A. Kendrick, Peter Scanes, Len McKenzie, Katherine R. O’Brien, et al. 2015.</w:t>
-      </w:r>
-      <w:r>
-        <w:t xml:space="preserve"> </w:t>
-      </w:r>
-      <w:r>
-        <w:t xml:space="preserve">“Unravelling Complexity in Seagrass Systems for Management:</w:t>
-      </w:r>
-      <w:r>
-        <w:t xml:space="preserve"> </w:t>
-      </w:r>
-      <w:r>
-        <w:t xml:space="preserve">Australia</w:t>
-      </w:r>
-      <w:r>
-        <w:t xml:space="preserve"> </w:t>
-      </w:r>
-      <w:r>
-        <w:t xml:space="preserve">as a Microcosm.”</w:t>
+        <w:t xml:space="preserve">Hedley, John, Brandon Russell, Kaylan Randolph, and Heidi Dierssen. 2016.</w:t>
+      </w:r>
+      <w:r>
+        <w:t xml:space="preserve"> </w:t>
+      </w:r>
+      <w:r>
+        <w:t xml:space="preserve">“A Physics-Based Method for the Remote Sensing of Seagrasses.”</w:t>
       </w:r>
       <w:r>
         <w:t xml:space="preserve"> </w:t>
@@ -3522,6 +3510,64 @@
           <w:i/>
           <w:iCs/>
         </w:rPr>
+        <w:t xml:space="preserve">Remote Sensing of Environment</w:t>
+      </w:r>
+      <w:r>
+        <w:t xml:space="preserve"> </w:t>
+      </w:r>
+      <w:r>
+        <w:t xml:space="preserve">174 (March): 134–47.</w:t>
+      </w:r>
+      <w:r>
+        <w:t xml:space="preserve"> </w:t>
+      </w:r>
+      <w:hyperlink r:id="rId144">
+        <w:r>
+          <w:rPr>
+            <w:rStyle w:val="Hyperlink"/>
+          </w:rPr>
+          <w:t xml:space="preserve">https://doi.org/10.1016/j.rse.2015.12.001</w:t>
+        </w:r>
+      </w:hyperlink>
+      <w:r>
+        <w:t xml:space="preserve">.</w:t>
+      </w:r>
+    </w:p>
+    <w:bookmarkEnd w:id="145"/>
+    <w:bookmarkStart w:id="147" w:name="ref-kilminster_2015"/>
+    <w:p>
+      <w:pPr>
+        <w:pStyle w:val="Bibliography"/>
+      </w:pPr>
+      <w:r>
+        <w:t xml:space="preserve">Kilminster, Kieryn, Kathryn McMahon, Michelle Waycott, Gary A. Kendrick, Peter Scanes, Len McKenzie, Katherine R. O’Brien, et al. 2015.</w:t>
+      </w:r>
+      <w:r>
+        <w:t xml:space="preserve"> </w:t>
+      </w:r>
+      <w:r>
+        <w:t xml:space="preserve">“Unravelling Complexity in Seagrass Systems for Management:</w:t>
+      </w:r>
+      <w:r>
+        <w:t xml:space="preserve"> </w:t>
+      </w:r>
+      <w:r>
+        <w:t xml:space="preserve">Australia</w:t>
+      </w:r>
+      <w:r>
+        <w:t xml:space="preserve"> </w:t>
+      </w:r>
+      <w:r>
+        <w:t xml:space="preserve">as a Microcosm.”</w:t>
+      </w:r>
+      <w:r>
+        <w:t xml:space="preserve"> </w:t>
+      </w:r>
+      <w:r>
+        <w:rPr>
+          <w:i/>
+          <w:iCs/>
+        </w:rPr>
         <w:t xml:space="preserve">Science of The Total Environment</w:t>
       </w:r>
       <w:r>
@@ -3533,7 +3579,7 @@
       <w:r>
         <w:t xml:space="preserve"> </w:t>
       </w:r>
-      <w:hyperlink r:id="rId144">
+      <w:hyperlink r:id="rId146">
         <w:r>
           <w:rPr>
             <w:rStyle w:val="Hyperlink"/>
@@ -3545,8 +3591,8 @@
         <w:t xml:space="preserve">.</w:t>
       </w:r>
     </w:p>
-    <w:bookmarkEnd w:id="145"/>
-    <w:bookmarkStart w:id="147" w:name="ref-mcroberts_2011"/>
+    <w:bookmarkEnd w:id="147"/>
+    <w:bookmarkStart w:id="149" w:name="ref-mcroberts_2011"/>
     <w:p>
       <w:pPr>
         <w:pStyle w:val="Bibliography"/>
@@ -3591,7 +3637,7 @@
       <w:r>
         <w:t xml:space="preserve"> </w:t>
       </w:r>
-      <w:hyperlink r:id="rId146">
+      <w:hyperlink r:id="rId148">
         <w:r>
           <w:rPr>
             <w:rStyle w:val="Hyperlink"/>
@@ -3603,8 +3649,8 @@
         <w:t xml:space="preserve">.</w:t>
       </w:r>
     </w:p>
-    <w:bookmarkEnd w:id="147"/>
-    <w:bookmarkStart w:id="149" w:name="ref-oiry_discriminating_2024"/>
+    <w:bookmarkEnd w:id="149"/>
+    <w:bookmarkStart w:id="151" w:name="ref-oiry_discriminating_2024"/>
     <w:p>
       <w:pPr>
         <w:pStyle w:val="Bibliography"/>
@@ -3724,7 +3770,7 @@
       <w:r>
         <w:t xml:space="preserve"> </w:t>
       </w:r>
-      <w:hyperlink r:id="rId148">
+      <w:hyperlink r:id="rId150">
         <w:r>
           <w:rPr>
             <w:rStyle w:val="Hyperlink"/>
@@ -3736,8 +3782,8 @@
         <w:t xml:space="preserve">.</w:t>
       </w:r>
     </w:p>
-    <w:bookmarkEnd w:id="149"/>
-    <w:bookmarkStart w:id="151" w:name="ref-olofsson_good_2014"/>
+    <w:bookmarkEnd w:id="151"/>
+    <w:bookmarkStart w:id="153" w:name="ref-olofsson_good_2014"/>
     <w:p>
       <w:pPr>
         <w:pStyle w:val="Bibliography"/>
@@ -3770,7 +3816,7 @@
       <w:r>
         <w:t xml:space="preserve"> </w:t>
       </w:r>
-      <w:hyperlink r:id="rId150">
+      <w:hyperlink r:id="rId152">
         <w:r>
           <w:rPr>
             <w:rStyle w:val="Hyperlink"/>
@@ -3782,8 +3828,8 @@
         <w:t xml:space="preserve">.</w:t>
       </w:r>
     </w:p>
-    <w:bookmarkEnd w:id="151"/>
-    <w:bookmarkStart w:id="153" w:name="ref-poursanidis_use_2019"/>
+    <w:bookmarkEnd w:id="153"/>
+    <w:bookmarkStart w:id="155" w:name="ref-poursanidis_use_2019"/>
     <w:p>
       <w:pPr>
         <w:pStyle w:val="Bibliography"/>
@@ -3825,7 +3871,7 @@
       <w:r>
         <w:t xml:space="preserve"> </w:t>
       </w:r>
-      <w:hyperlink r:id="rId152">
+      <w:hyperlink r:id="rId154">
         <w:r>
           <w:rPr>
             <w:rStyle w:val="Hyperlink"/>
@@ -3837,8 +3883,8 @@
         <w:t xml:space="preserve">.</w:t>
       </w:r>
     </w:p>
-    <w:bookmarkEnd w:id="153"/>
-    <w:bookmarkStart w:id="155" w:name="ref-traganos_spatially_2022"/>
+    <w:bookmarkEnd w:id="155"/>
+    <w:bookmarkStart w:id="157" w:name="ref-traganos_spatially_2022"/>
     <w:p>
       <w:pPr>
         <w:pStyle w:val="Bibliography"/>
@@ -3922,7 +3968,7 @@
       <w:r>
         <w:t xml:space="preserve"> </w:t>
       </w:r>
-      <w:hyperlink r:id="rId154">
+      <w:hyperlink r:id="rId156">
         <w:r>
           <w:rPr>
             <w:rStyle w:val="Hyperlink"/>
@@ -3934,8 +3980,8 @@
         <w:t xml:space="preserve">.</w:t>
       </w:r>
     </w:p>
-    <w:bookmarkEnd w:id="155"/>
-    <w:bookmarkStart w:id="157" w:name="ref-traganos_mapping_2018"/>
+    <w:bookmarkEnd w:id="157"/>
+    <w:bookmarkStart w:id="159" w:name="ref-traganos_mapping_2018"/>
     <w:p>
       <w:pPr>
         <w:pStyle w:val="Bibliography"/>
@@ -3989,7 +4035,7 @@
       <w:r>
         <w:t xml:space="preserve"> </w:t>
       </w:r>
-      <w:hyperlink r:id="rId156">
+      <w:hyperlink r:id="rId158">
         <w:r>
           <w:rPr>
             <w:rStyle w:val="Hyperlink"/>
@@ -4001,8 +4047,8 @@
         <w:t xml:space="preserve">.</w:t>
       </w:r>
     </w:p>
-    <w:bookmarkEnd w:id="157"/>
-    <w:bookmarkStart w:id="159" w:name="ref-zoffoli_decadal_2021"/>
+    <w:bookmarkEnd w:id="159"/>
+    <w:bookmarkStart w:id="161" w:name="ref-zoffoli_decadal_2021"/>
     <w:p>
       <w:pPr>
         <w:pStyle w:val="Bibliography"/>
@@ -4053,7 +4099,7 @@
       <w:r>
         <w:t xml:space="preserve"> </w:t>
       </w:r>
-      <w:hyperlink r:id="rId158">
+      <w:hyperlink r:id="rId160">
         <w:r>
           <w:rPr>
             <w:rStyle w:val="Hyperlink"/>
@@ -4065,8 +4111,8 @@
         <w:t xml:space="preserve">.</w:t>
       </w:r>
     </w:p>
-    <w:bookmarkEnd w:id="159"/>
-    <w:bookmarkStart w:id="161" w:name="ref-zoffoli_remote_2022"/>
+    <w:bookmarkEnd w:id="161"/>
+    <w:bookmarkStart w:id="163" w:name="ref-zoffoli_remote_2022"/>
     <w:p>
       <w:pPr>
         <w:pStyle w:val="Bibliography"/>
@@ -4102,7 +4148,7 @@
       <w:r>
         <w:t xml:space="preserve"> </w:t>
       </w:r>
-      <w:hyperlink r:id="rId160">
+      <w:hyperlink r:id="rId162">
         <w:r>
           <w:rPr>
             <w:rStyle w:val="Hyperlink"/>
@@ -4114,8 +4160,8 @@
         <w:t xml:space="preserve">.</w:t>
       </w:r>
     </w:p>
-    <w:bookmarkEnd w:id="161"/>
-    <w:bookmarkStart w:id="163" w:name="ref-zoffoli_sentinel-2_2020"/>
+    <w:bookmarkEnd w:id="163"/>
+    <w:bookmarkStart w:id="165" w:name="ref-zoffoli_sentinel-2_2020"/>
     <w:p>
       <w:pPr>
         <w:pStyle w:val="Bibliography"/>
@@ -4160,7 +4206,7 @@
       <w:r>
         <w:t xml:space="preserve"> </w:t>
       </w:r>
-      <w:hyperlink r:id="rId162">
+      <w:hyperlink r:id="rId164">
         <w:r>
           <w:rPr>
             <w:rStyle w:val="Hyperlink"/>
@@ -4172,9 +4218,9 @@
         <w:t xml:space="preserve">.</w:t>
       </w:r>
     </w:p>
-    <w:bookmarkEnd w:id="163"/>
-    <w:bookmarkEnd w:id="164"/>
     <w:bookmarkEnd w:id="165"/>
+    <w:bookmarkEnd w:id="166"/>
+    <w:bookmarkEnd w:id="167"/>
     <w:sectPr>
       <w:footnotePr>
         <w:numRestart w:val="eachSect"/>
